--- a/public/2026/seq03/FICHE_S3-A01_ReseauCollege_5eme.docx
+++ b/public/2026/seq03/FICHE_S3-A01_ReseauCollege_5eme.docx
@@ -279,7 +279,7 @@
     </w:tbl>
     <w:p>
       <w:pPr>
-        <w:spacing w:after="60"/>
+        <w:spacing w:after="96"/>
       </w:pPr>
     </w:p>
     <w:tbl>
@@ -329,8 +329,8 @@
                 <w:bCs/>
                 <w:i w:val="false"/>
                 <w:iCs w:val="false"/>
-                <w:sz w:val="16"/>
-                <w:szCs w:val="16"/>
+                <w:sz w:val="24"/>
+                <w:szCs w:val="24"/>
               </w:rPr>
               <w:t xml:space="preserve">Nom : </w:t>
             </w:r>
@@ -341,10 +341,10 @@
                 <w:bCs w:val="false"/>
                 <w:i w:val="false"/>
                 <w:iCs w:val="false"/>
-                <w:sz w:val="16"/>
-                <w:szCs w:val="16"/>
-              </w:rPr>
-              <w:t xml:space="preserve">....................................</w:t>
+                <w:sz w:val="24"/>
+                <w:szCs w:val="24"/>
+              </w:rPr>
+              <w:t xml:space="preserve">...................</w:t>
             </w:r>
           </w:p>
         </w:tc>
@@ -376,8 +376,8 @@
                 <w:bCs/>
                 <w:i w:val="false"/>
                 <w:iCs w:val="false"/>
-                <w:sz w:val="16"/>
-                <w:szCs w:val="16"/>
+                <w:sz w:val="24"/>
+                <w:szCs w:val="24"/>
               </w:rPr>
               <w:t xml:space="preserve">Prénom : </w:t>
             </w:r>
@@ -388,10 +388,10 @@
                 <w:bCs w:val="false"/>
                 <w:i w:val="false"/>
                 <w:iCs w:val="false"/>
-                <w:sz w:val="16"/>
-                <w:szCs w:val="16"/>
-              </w:rPr>
-              <w:t xml:space="preserve">...............................</w:t>
+                <w:sz w:val="24"/>
+                <w:szCs w:val="24"/>
+              </w:rPr>
+              <w:t xml:space="preserve">................</w:t>
             </w:r>
           </w:p>
         </w:tc>
@@ -423,8 +423,8 @@
                 <w:bCs/>
                 <w:i w:val="false"/>
                 <w:iCs w:val="false"/>
-                <w:sz w:val="16"/>
-                <w:szCs w:val="16"/>
+                <w:sz w:val="24"/>
+                <w:szCs w:val="24"/>
               </w:rPr>
               <w:t xml:space="preserve">Classe : </w:t>
             </w:r>
@@ -435,10 +435,10 @@
                 <w:bCs w:val="false"/>
                 <w:i w:val="false"/>
                 <w:iCs w:val="false"/>
-                <w:sz w:val="16"/>
-                <w:szCs w:val="16"/>
-              </w:rPr>
-              <w:t xml:space="preserve">..........</w:t>
+                <w:sz w:val="24"/>
+                <w:szCs w:val="24"/>
+              </w:rPr>
+              <w:t xml:space="preserve">......</w:t>
             </w:r>
           </w:p>
         </w:tc>
@@ -470,8 +470,8 @@
                 <w:bCs/>
                 <w:i w:val="false"/>
                 <w:iCs w:val="false"/>
-                <w:sz w:val="16"/>
-                <w:szCs w:val="16"/>
+                <w:sz w:val="24"/>
+                <w:szCs w:val="24"/>
               </w:rPr>
               <w:t xml:space="preserve">Maison : </w:t>
             </w:r>
@@ -482,10 +482,10 @@
                 <w:bCs w:val="false"/>
                 <w:i w:val="false"/>
                 <w:iCs w:val="false"/>
-                <w:sz w:val="16"/>
-                <w:szCs w:val="16"/>
-              </w:rPr>
-              <w:t xml:space="preserve">................</w:t>
+                <w:sz w:val="24"/>
+                <w:szCs w:val="24"/>
+              </w:rPr>
+              <w:t xml:space="preserve">......</w:t>
             </w:r>
           </w:p>
         </w:tc>
@@ -493,7 +493,7 @@
     </w:tbl>
     <w:p>
       <w:pPr>
-        <w:spacing w:after="80"/>
+        <w:spacing w:after="128"/>
       </w:pPr>
     </w:p>
     <w:tbl>
@@ -542,8 +542,8 @@
                 <w:bCs/>
                 <w:i w:val="false"/>
                 <w:iCs w:val="false"/>
-                <w:sz w:val="24"/>
-                <w:szCs w:val="24"/>
+                <w:sz w:val="32"/>
+                <w:szCs w:val="32"/>
               </w:rPr>
               <w:t xml:space="preserve">OÙ VONT MES FICHIERS ? — LE RÉSEAU DU COLLÈGE</w:t>
             </w:r>
@@ -553,7 +553,7 @@
     </w:tbl>
     <w:p>
       <w:pPr>
-        <w:spacing w:after="80"/>
+        <w:spacing w:after="128"/>
       </w:pPr>
     </w:p>
     <w:tbl>
@@ -591,17 +591,17 @@
           </w:tcPr>
           <w:p>
             <w:pPr>
-              <w:spacing w:after="30"/>
-            </w:pPr>
-            <w:r>
-              <w:rPr>
-                <w:rFonts w:ascii="Arial" w:cs="Arial" w:eastAsia="Arial" w:hAnsi="Arial"/>
-                <w:b w:val="false"/>
-                <w:bCs w:val="false"/>
-                <w:i w:val="false"/>
-                <w:iCs w:val="false"/>
-                <w:sz w:val="18"/>
-                <w:szCs w:val="18"/>
+              <w:spacing w:after="48"/>
+            </w:pPr>
+            <w:r>
+              <w:rPr>
+                <w:rFonts w:ascii="Arial" w:cs="Arial" w:eastAsia="Arial" w:hAnsi="Arial"/>
+                <w:b w:val="false"/>
+                <w:bCs w:val="false"/>
+                <w:i w:val="false"/>
+                <w:iCs w:val="false"/>
+                <w:sz w:val="26"/>
+                <w:szCs w:val="26"/>
               </w:rPr>
               <w:t xml:space="preserve">Lundi, tu enregistres ton exposé sur l'ordinateur n°4 de la salle 207. Jeudi, tu ouvres ta session sur l'ordinateur n°9… et ton exposé est là ! « C'est magique », dit Kaï. « Non, il s'est copié partout », répond Léna. Les deux se trompent.</w:t>
             </w:r>
@@ -617,8 +617,8 @@
                 <w:bCs/>
                 <w:i/>
                 <w:iCs/>
-                <w:sz w:val="18"/>
-                <w:szCs w:val="18"/>
+                <w:sz w:val="26"/>
+                <w:szCs w:val="26"/>
               </w:rPr>
               <w:t xml:space="preserve">PROBLÉMATIQUE : Comment mon travail peut-il me suivre d'un ordinateur à l'autre au collège ?</w:t>
             </w:r>
@@ -628,7 +628,7 @@
     </w:tbl>
     <w:p>
       <w:pPr>
-        <w:spacing w:after="80"/>
+        <w:spacing w:after="128"/>
       </w:pPr>
     </w:p>
     <w:tbl>
@@ -676,8 +676,8 @@
                 <w:bCs/>
                 <w:i w:val="false"/>
                 <w:iCs w:val="false"/>
-                <w:sz w:val="20"/>
-                <w:szCs w:val="20"/>
+                <w:sz w:val="28"/>
+                <w:szCs w:val="28"/>
               </w:rPr>
               <w:t xml:space="preserve">PARTIE 1 — Le voyage de mon fichier  (schéma projeté au tableau)</w:t>
             </w:r>
@@ -687,12 +687,12 @@
     </w:tbl>
     <w:p>
       <w:pPr>
-        <w:spacing w:after="40"/>
+        <w:spacing w:after="64"/>
       </w:pPr>
     </w:p>
     <w:p>
       <w:pPr>
-        <w:spacing w:after="60"/>
+        <w:spacing w:after="96"/>
       </w:pPr>
       <w:r>
         <w:rPr>
@@ -701,8 +701,8 @@
           <w:bCs/>
           <w:i w:val="false"/>
           <w:iCs w:val="false"/>
-          <w:sz w:val="18"/>
-          <w:szCs w:val="18"/>
+          <w:sz w:val="26"/>
+          <w:szCs w:val="26"/>
         </w:rPr>
         <w:t xml:space="preserve">➤ </w:t>
       </w:r>
@@ -713,15 +713,15 @@
           <w:bCs w:val="false"/>
           <w:i w:val="false"/>
           <w:iCs w:val="false"/>
-          <w:sz w:val="18"/>
-          <w:szCs w:val="18"/>
+          <w:sz w:val="26"/>
+          <w:szCs w:val="26"/>
         </w:rPr>
         <w:t xml:space="preserve">Observe le schéma projeté du réseau de la salle 207. Reporte chaque numéro devant le bon mot, puis complète sa fonction. Attention : la liste ci-dessous est mélangée et contient UN intrus.</w:t>
       </w:r>
     </w:p>
     <w:p>
       <w:pPr>
-        <w:spacing w:after="60"/>
+        <w:spacing w:after="96"/>
       </w:pPr>
       <w:r>
         <w:rPr>
@@ -730,8 +730,8 @@
           <w:bCs w:val="false"/>
           <w:i/>
           <w:iCs/>
-          <w:sz w:val="16"/>
-          <w:szCs w:val="16"/>
+          <w:sz w:val="24"/>
+          <w:szCs w:val="24"/>
         </w:rPr>
         <w:t xml:space="preserve">Liste mélangée : câble réseau — imprimante — serveur — poste de travail — commutateur (switch)</w:t>
       </w:r>
@@ -782,8 +782,8 @@
                 <w:bCs/>
                 <w:i w:val="false"/>
                 <w:iCs w:val="false"/>
-                <w:sz w:val="16"/>
-                <w:szCs w:val="16"/>
+                <w:sz w:val="24"/>
+                <w:szCs w:val="24"/>
               </w:rPr>
               <w:t xml:space="preserve">Élément du schéma</w:t>
             </w:r>
@@ -818,8 +818,8 @@
                 <w:bCs/>
                 <w:i w:val="false"/>
                 <w:iCs w:val="false"/>
-                <w:sz w:val="16"/>
-                <w:szCs w:val="16"/>
+                <w:sz w:val="24"/>
+                <w:szCs w:val="24"/>
               </w:rPr>
               <w:t xml:space="preserve">À quoi il sert</w:t>
             </w:r>
@@ -855,10 +855,10 @@
                 <w:bCs w:val="false"/>
                 <w:i w:val="false"/>
                 <w:iCs w:val="false"/>
-                <w:sz w:val="16"/>
-                <w:szCs w:val="16"/>
-              </w:rPr>
-              <w:t xml:space="preserve">①  Mot : .......................................</w:t>
+                <w:sz w:val="24"/>
+                <w:szCs w:val="24"/>
+              </w:rPr>
+              <w:t xml:space="preserve">①  Mot : .....................</w:t>
             </w:r>
           </w:p>
         </w:tc>
@@ -890,10 +890,10 @@
                 <w:bCs w:val="false"/>
                 <w:i w:val="false"/>
                 <w:iCs w:val="false"/>
-                <w:sz w:val="16"/>
-                <w:szCs w:val="16"/>
-              </w:rPr>
-              <w:t xml:space="preserve">Sa fonction : ...............................................................</w:t>
+                <w:sz w:val="24"/>
+                <w:szCs w:val="24"/>
+              </w:rPr>
+              <w:t xml:space="preserve">Sa fonction : ........................................</w:t>
             </w:r>
           </w:p>
         </w:tc>
@@ -927,10 +927,10 @@
                 <w:bCs w:val="false"/>
                 <w:i w:val="false"/>
                 <w:iCs w:val="false"/>
-                <w:sz w:val="16"/>
-                <w:szCs w:val="16"/>
-              </w:rPr>
-              <w:t xml:space="preserve">②  Mot : .......................................</w:t>
+                <w:sz w:val="24"/>
+                <w:szCs w:val="24"/>
+              </w:rPr>
+              <w:t xml:space="preserve">②  Mot : .....................</w:t>
             </w:r>
           </w:p>
         </w:tc>
@@ -962,10 +962,10 @@
                 <w:bCs w:val="false"/>
                 <w:i w:val="false"/>
                 <w:iCs w:val="false"/>
-                <w:sz w:val="16"/>
-                <w:szCs w:val="16"/>
-              </w:rPr>
-              <w:t xml:space="preserve">Sa fonction : ...............................................................</w:t>
+                <w:sz w:val="24"/>
+                <w:szCs w:val="24"/>
+              </w:rPr>
+              <w:t xml:space="preserve">Sa fonction : ........................................</w:t>
             </w:r>
           </w:p>
         </w:tc>
@@ -999,10 +999,10 @@
                 <w:bCs w:val="false"/>
                 <w:i w:val="false"/>
                 <w:iCs w:val="false"/>
-                <w:sz w:val="16"/>
-                <w:szCs w:val="16"/>
-              </w:rPr>
-              <w:t xml:space="preserve">③  Mot : .......................................</w:t>
+                <w:sz w:val="24"/>
+                <w:szCs w:val="24"/>
+              </w:rPr>
+              <w:t xml:space="preserve">③  Mot : .....................</w:t>
             </w:r>
           </w:p>
         </w:tc>
@@ -1034,10 +1034,10 @@
                 <w:bCs w:val="false"/>
                 <w:i w:val="false"/>
                 <w:iCs w:val="false"/>
-                <w:sz w:val="16"/>
-                <w:szCs w:val="16"/>
-              </w:rPr>
-              <w:t xml:space="preserve">Sa fonction : ...............................................................</w:t>
+                <w:sz w:val="24"/>
+                <w:szCs w:val="24"/>
+              </w:rPr>
+              <w:t xml:space="preserve">Sa fonction : ........................................</w:t>
             </w:r>
           </w:p>
         </w:tc>
@@ -1071,10 +1071,10 @@
                 <w:bCs w:val="false"/>
                 <w:i w:val="false"/>
                 <w:iCs w:val="false"/>
-                <w:sz w:val="16"/>
-                <w:szCs w:val="16"/>
-              </w:rPr>
-              <w:t xml:space="preserve">④  Mot : .......................................</w:t>
+                <w:sz w:val="24"/>
+                <w:szCs w:val="24"/>
+              </w:rPr>
+              <w:t xml:space="preserve">④  Mot : .....................</w:t>
             </w:r>
           </w:p>
         </w:tc>
@@ -1106,10 +1106,10 @@
                 <w:bCs w:val="false"/>
                 <w:i w:val="false"/>
                 <w:iCs w:val="false"/>
-                <w:sz w:val="16"/>
-                <w:szCs w:val="16"/>
-              </w:rPr>
-              <w:t xml:space="preserve">Sa fonction : ...............................................................</w:t>
+                <w:sz w:val="24"/>
+                <w:szCs w:val="24"/>
+              </w:rPr>
+              <w:t xml:space="preserve">Sa fonction : ........................................</w:t>
             </w:r>
           </w:p>
         </w:tc>
@@ -1117,7 +1117,7 @@
     </w:tbl>
     <w:p>
       <w:pPr>
-        <w:spacing w:after="40" w:before="60"/>
+        <w:spacing w:after="64" w:before="60"/>
       </w:pPr>
       <w:r>
         <w:rPr>
@@ -1126,10 +1126,10 @@
           <w:bCs w:val="false"/>
           <w:i w:val="false"/>
           <w:iCs w:val="false"/>
-          <w:sz w:val="16"/>
-          <w:szCs w:val="16"/>
+          <w:sz w:val="24"/>
+          <w:szCs w:val="24"/>
         </w:rPr>
-        <w:t xml:space="preserve">L'intrus est : ..............................  car il n'est pas indispensable pour que le fichier circule.</w:t>
+        <w:t xml:space="preserve">L'intrus est : ...............  car il n'est pas indispensable pour que le fichier circule.</w:t>
       </w:r>
     </w:p>
     <w:tbl>
@@ -1167,7 +1167,7 @@
           </w:tcPr>
           <w:p>
             <w:pPr>
-              <w:spacing w:after="40"/>
+              <w:spacing w:after="64"/>
             </w:pPr>
             <w:r>
               <w:rPr>
@@ -1176,44 +1176,44 @@
                 <w:bCs/>
                 <w:i w:val="false"/>
                 <w:iCs w:val="false"/>
-                <w:sz w:val="18"/>
-                <w:szCs w:val="18"/>
+                <w:sz w:val="26"/>
+                <w:szCs w:val="26"/>
               </w:rPr>
               <w:t xml:space="preserve">DÉFINITION — SERVEUR (à compléter ensemble)</w:t>
             </w:r>
           </w:p>
           <w:p>
             <w:pPr>
-              <w:spacing w:after="50"/>
-            </w:pPr>
-            <w:r>
-              <w:rPr>
-                <w:rFonts w:ascii="Arial" w:cs="Arial" w:eastAsia="Arial" w:hAnsi="Arial"/>
-                <w:b w:val="false"/>
-                <w:bCs w:val="false"/>
-                <w:i w:val="false"/>
-                <w:iCs w:val="false"/>
-                <w:sz w:val="16"/>
-                <w:szCs w:val="16"/>
-              </w:rPr>
-              <w:t xml:space="preserve">................................................................................................................</w:t>
-            </w:r>
-          </w:p>
-          <w:p>
-            <w:pPr>
-              <w:spacing w:after="50"/>
-            </w:pPr>
-            <w:r>
-              <w:rPr>
-                <w:rFonts w:ascii="Arial" w:cs="Arial" w:eastAsia="Arial" w:hAnsi="Arial"/>
-                <w:b w:val="false"/>
-                <w:bCs w:val="false"/>
-                <w:i w:val="false"/>
-                <w:iCs w:val="false"/>
-                <w:sz w:val="16"/>
-                <w:szCs w:val="16"/>
-              </w:rPr>
-              <w:t xml:space="preserve">................................................................................................................</w:t>
+              <w:spacing w:after="80"/>
+            </w:pPr>
+            <w:r>
+              <w:rPr>
+                <w:rFonts w:ascii="Arial" w:cs="Arial" w:eastAsia="Arial" w:hAnsi="Arial"/>
+                <w:b w:val="false"/>
+                <w:bCs w:val="false"/>
+                <w:i w:val="false"/>
+                <w:iCs w:val="false"/>
+                <w:sz w:val="24"/>
+                <w:szCs w:val="24"/>
+              </w:rPr>
+              <w:t xml:space="preserve">.........................................................................</w:t>
+            </w:r>
+          </w:p>
+          <w:p>
+            <w:pPr>
+              <w:spacing w:after="80"/>
+            </w:pPr>
+            <w:r>
+              <w:rPr>
+                <w:rFonts w:ascii="Arial" w:cs="Arial" w:eastAsia="Arial" w:hAnsi="Arial"/>
+                <w:b w:val="false"/>
+                <w:bCs w:val="false"/>
+                <w:i w:val="false"/>
+                <w:iCs w:val="false"/>
+                <w:sz w:val="24"/>
+                <w:szCs w:val="24"/>
+              </w:rPr>
+              <w:t xml:space="preserve">.........................................................................</w:t>
             </w:r>
           </w:p>
         </w:tc>
@@ -1221,7 +1221,7 @@
     </w:tbl>
     <w:p>
       <w:pPr>
-        <w:spacing w:after="60"/>
+        <w:spacing w:after="96"/>
       </w:pPr>
     </w:p>
     <w:tbl>
@@ -1269,8 +1269,8 @@
                 <w:bCs/>
                 <w:i w:val="false"/>
                 <w:iCs w:val="false"/>
-                <w:sz w:val="20"/>
-                <w:szCs w:val="20"/>
+                <w:sz w:val="28"/>
+                <w:szCs w:val="28"/>
               </w:rPr>
               <w:t xml:space="preserve">PARTIE 2 — Vrai ou faux ? Prouve-le !</w:t>
             </w:r>
@@ -1280,12 +1280,12 @@
     </w:tbl>
     <w:p>
       <w:pPr>
-        <w:spacing w:after="40"/>
+        <w:spacing w:after="64"/>
       </w:pPr>
     </w:p>
     <w:p>
       <w:pPr>
-        <w:spacing w:after="60"/>
+        <w:spacing w:after="96"/>
       </w:pPr>
       <w:r>
         <w:rPr>
@@ -1294,8 +1294,8 @@
           <w:bCs/>
           <w:i w:val="false"/>
           <w:iCs w:val="false"/>
-          <w:sz w:val="18"/>
-          <w:szCs w:val="18"/>
+          <w:sz w:val="26"/>
+          <w:szCs w:val="26"/>
         </w:rPr>
         <w:t xml:space="preserve">➤ </w:t>
       </w:r>
@@ -1306,8 +1306,8 @@
           <w:bCs w:val="false"/>
           <w:i w:val="false"/>
           <w:iCs w:val="false"/>
-          <w:sz w:val="18"/>
-          <w:szCs w:val="18"/>
+          <w:sz w:val="26"/>
+          <w:szCs w:val="26"/>
         </w:rPr>
         <w:t xml:space="preserve">Coche VRAI ou FAUX, puis justifie en une phrase la ligne de ton choix.</w:t>
       </w:r>
@@ -1358,8 +1358,8 @@
                 <w:bCs/>
                 <w:i w:val="false"/>
                 <w:iCs w:val="false"/>
-                <w:sz w:val="16"/>
-                <w:szCs w:val="16"/>
+                <w:sz w:val="24"/>
+                <w:szCs w:val="24"/>
               </w:rPr>
               <w:t xml:space="preserve">Affirmation</w:t>
             </w:r>
@@ -1394,8 +1394,8 @@
                 <w:bCs/>
                 <w:i w:val="false"/>
                 <w:iCs w:val="false"/>
-                <w:sz w:val="16"/>
-                <w:szCs w:val="16"/>
+                <w:sz w:val="24"/>
+                <w:szCs w:val="24"/>
               </w:rPr>
               <w:t xml:space="preserve">Réponse</w:t>
             </w:r>
@@ -1431,8 +1431,8 @@
                 <w:bCs w:val="false"/>
                 <w:i w:val="false"/>
                 <w:iCs w:val="false"/>
-                <w:sz w:val="16"/>
-                <w:szCs w:val="16"/>
+                <w:sz w:val="24"/>
+                <w:szCs w:val="24"/>
               </w:rPr>
               <w:t xml:space="preserve">Mon fichier est stocké à l'intérieur de l'écran.</w:t>
             </w:r>
@@ -1466,8 +1466,8 @@
                 <w:bCs w:val="false"/>
                 <w:i w:val="false"/>
                 <w:iCs w:val="false"/>
-                <w:sz w:val="16"/>
-                <w:szCs w:val="16"/>
+                <w:sz w:val="24"/>
+                <w:szCs w:val="24"/>
               </w:rPr>
               <w:t xml:space="preserve">☐ VRAI      ☐ FAUX</w:t>
             </w:r>
@@ -1503,8 +1503,8 @@
                 <w:bCs w:val="false"/>
                 <w:i w:val="false"/>
                 <w:iCs w:val="false"/>
-                <w:sz w:val="16"/>
-                <w:szCs w:val="16"/>
+                <w:sz w:val="24"/>
+                <w:szCs w:val="24"/>
               </w:rPr>
               <w:t xml:space="preserve">Mon fichier est stocké sur le serveur du collège.</w:t>
             </w:r>
@@ -1538,8 +1538,8 @@
                 <w:bCs w:val="false"/>
                 <w:i w:val="false"/>
                 <w:iCs w:val="false"/>
-                <w:sz w:val="16"/>
-                <w:szCs w:val="16"/>
+                <w:sz w:val="24"/>
+                <w:szCs w:val="24"/>
               </w:rPr>
               <w:t xml:space="preserve">☐ VRAI      ☐ FAUX</w:t>
             </w:r>
@@ -1575,8 +1575,8 @@
                 <w:bCs w:val="false"/>
                 <w:i w:val="false"/>
                 <w:iCs w:val="false"/>
-                <w:sz w:val="16"/>
-                <w:szCs w:val="16"/>
+                <w:sz w:val="24"/>
+                <w:szCs w:val="24"/>
               </w:rPr>
               <w:t xml:space="preserve">Ma session (identifiant + mot de passe) dit au serveur qui je suis.</w:t>
             </w:r>
@@ -1610,8 +1610,8 @@
                 <w:bCs w:val="false"/>
                 <w:i w:val="false"/>
                 <w:iCs w:val="false"/>
-                <w:sz w:val="16"/>
-                <w:szCs w:val="16"/>
+                <w:sz w:val="24"/>
+                <w:szCs w:val="24"/>
               </w:rPr>
               <w:t xml:space="preserve">☐ VRAI      ☐ FAUX</w:t>
             </w:r>
@@ -1647,8 +1647,8 @@
                 <w:bCs w:val="false"/>
                 <w:i w:val="false"/>
                 <w:iCs w:val="false"/>
-                <w:sz w:val="16"/>
-                <w:szCs w:val="16"/>
+                <w:sz w:val="24"/>
+                <w:szCs w:val="24"/>
               </w:rPr>
               <w:t xml:space="preserve">Si je ne ferme pas ma session, le suivant peut lire mes fichiers.</w:t>
             </w:r>
@@ -1682,8 +1682,8 @@
                 <w:bCs w:val="false"/>
                 <w:i w:val="false"/>
                 <w:iCs w:val="false"/>
-                <w:sz w:val="16"/>
-                <w:szCs w:val="16"/>
+                <w:sz w:val="24"/>
+                <w:szCs w:val="24"/>
               </w:rPr>
               <w:t xml:space="preserve">☐ VRAI      ☐ FAUX</w:t>
             </w:r>
@@ -1693,7 +1693,7 @@
     </w:tbl>
     <w:p>
       <w:pPr>
-        <w:spacing w:after="30" w:before="60"/>
+        <w:spacing w:after="48" w:before="60"/>
       </w:pPr>
       <w:r>
         <w:rPr>
@@ -1702,15 +1702,15 @@
           <w:bCs w:val="false"/>
           <w:i w:val="false"/>
           <w:iCs w:val="false"/>
-          <w:sz w:val="16"/>
-          <w:szCs w:val="16"/>
+          <w:sz w:val="24"/>
+          <w:szCs w:val="24"/>
         </w:rPr>
         <w:t xml:space="preserve">Ma justification (ligne n° ......) : </w:t>
       </w:r>
     </w:p>
     <w:p>
       <w:pPr>
-        <w:spacing w:after="60"/>
+        <w:spacing w:after="96"/>
       </w:pPr>
       <w:r>
         <w:rPr>
@@ -1719,15 +1719,15 @@
           <w:bCs w:val="false"/>
           <w:i w:val="false"/>
           <w:iCs w:val="false"/>
-          <w:sz w:val="16"/>
-          <w:szCs w:val="16"/>
+          <w:sz w:val="24"/>
+          <w:szCs w:val="24"/>
         </w:rPr>
-        <w:t xml:space="preserve">......................................................................................................................</w:t>
+        <w:t xml:space="preserve">.............................................................................</w:t>
       </w:r>
     </w:p>
     <w:p>
       <w:pPr>
-        <w:spacing w:after="40"/>
+        <w:spacing w:after="64"/>
       </w:pPr>
     </w:p>
     <w:tbl>
@@ -1775,8 +1775,8 @@
                 <w:bCs/>
                 <w:i w:val="false"/>
                 <w:iCs w:val="false"/>
-                <w:sz w:val="20"/>
-                <w:szCs w:val="20"/>
+                <w:sz w:val="28"/>
+                <w:szCs w:val="28"/>
               </w:rPr>
               <w:t xml:space="preserve">PARTIE 3 — Mission pratique — sur ton ordinateur</w:t>
             </w:r>
@@ -1786,12 +1786,12 @@
     </w:tbl>
     <w:p>
       <w:pPr>
-        <w:spacing w:after="40"/>
+        <w:spacing w:after="64"/>
       </w:pPr>
     </w:p>
     <w:p>
       <w:pPr>
-        <w:spacing w:after="60"/>
+        <w:spacing w:after="96"/>
       </w:pPr>
       <w:r>
         <w:rPr>
@@ -1800,8 +1800,8 @@
           <w:bCs/>
           <w:i w:val="false"/>
           <w:iCs w:val="false"/>
-          <w:sz w:val="18"/>
-          <w:szCs w:val="18"/>
+          <w:sz w:val="26"/>
+          <w:szCs w:val="26"/>
         </w:rPr>
         <w:t xml:space="preserve">➤ </w:t>
       </w:r>
@@ -1812,15 +1812,15 @@
           <w:bCs w:val="false"/>
           <w:i w:val="false"/>
           <w:iCs w:val="false"/>
-          <w:sz w:val="18"/>
-          <w:szCs w:val="18"/>
+          <w:sz w:val="26"/>
+          <w:szCs w:val="26"/>
         </w:rPr>
         <w:t xml:space="preserve">Réalise chaque action puis coche. Appelle le professeur à la dernière case.</w:t>
       </w:r>
     </w:p>
     <w:p>
       <w:pPr>
-        <w:spacing w:after="50"/>
+        <w:spacing w:after="80"/>
       </w:pPr>
       <w:r>
         <w:rPr>
@@ -1829,8 +1829,8 @@
           <w:bCs w:val="false"/>
           <w:i w:val="false"/>
           <w:iCs w:val="false"/>
-          <w:sz w:val="18"/>
-          <w:szCs w:val="18"/>
+          <w:sz w:val="26"/>
+          <w:szCs w:val="26"/>
         </w:rPr>
         <w:t xml:space="preserve">☐ </w:t>
       </w:r>
@@ -1841,15 +1841,15 @@
           <w:bCs w:val="false"/>
           <w:i w:val="false"/>
           <w:iCs w:val="false"/>
-          <w:sz w:val="18"/>
-          <w:szCs w:val="18"/>
+          <w:sz w:val="26"/>
+          <w:szCs w:val="26"/>
         </w:rPr>
         <w:t xml:space="preserve">J'ouvre MA session (jamais celle d'un camarade).   </w:t>
       </w:r>
     </w:p>
     <w:p>
       <w:pPr>
-        <w:spacing w:after="50"/>
+        <w:spacing w:after="80"/>
       </w:pPr>
       <w:r>
         <w:rPr>
@@ -1858,8 +1858,8 @@
           <w:bCs w:val="false"/>
           <w:i w:val="false"/>
           <w:iCs w:val="false"/>
-          <w:sz w:val="18"/>
-          <w:szCs w:val="18"/>
+          <w:sz w:val="26"/>
+          <w:szCs w:val="26"/>
         </w:rPr>
         <w:t xml:space="preserve">☐ </w:t>
       </w:r>
@@ -1870,15 +1870,15 @@
           <w:bCs w:val="false"/>
           <w:i w:val="false"/>
           <w:iCs w:val="false"/>
-          <w:sz w:val="18"/>
-          <w:szCs w:val="18"/>
+          <w:sz w:val="26"/>
+          <w:szCs w:val="26"/>
         </w:rPr>
         <w:t xml:space="preserve">Dans mon espace personnel, je crée le dossier TECHNO, puis dedans le dossier SEQ03.   </w:t>
       </w:r>
     </w:p>
     <w:p>
       <w:pPr>
-        <w:spacing w:after="50"/>
+        <w:spacing w:after="80"/>
       </w:pPr>
       <w:r>
         <w:rPr>
@@ -1887,8 +1887,8 @@
           <w:bCs w:val="false"/>
           <w:i w:val="false"/>
           <w:iCs w:val="false"/>
-          <w:sz w:val="18"/>
-          <w:szCs w:val="18"/>
+          <w:sz w:val="26"/>
+          <w:szCs w:val="26"/>
         </w:rPr>
         <w:t xml:space="preserve">☐ </w:t>
       </w:r>
@@ -1899,15 +1899,15 @@
           <w:bCs w:val="false"/>
           <w:i w:val="false"/>
           <w:iCs w:val="false"/>
-          <w:sz w:val="18"/>
-          <w:szCs w:val="18"/>
+          <w:sz w:val="26"/>
+          <w:szCs w:val="26"/>
         </w:rPr>
         <w:t xml:space="preserve">J'ouvre le traitement de texte, j'écris mon prénom et la date.   </w:t>
       </w:r>
     </w:p>
     <w:p>
       <w:pPr>
-        <w:spacing w:after="50"/>
+        <w:spacing w:after="80"/>
       </w:pPr>
       <w:r>
         <w:rPr>
@@ -1916,8 +1916,8 @@
           <w:bCs w:val="false"/>
           <w:i w:val="false"/>
           <w:iCs w:val="false"/>
-          <w:sz w:val="18"/>
-          <w:szCs w:val="18"/>
+          <w:sz w:val="26"/>
+          <w:szCs w:val="26"/>
         </w:rPr>
         <w:t xml:space="preserve">☐ </w:t>
       </w:r>
@@ -1928,15 +1928,15 @@
           <w:bCs w:val="false"/>
           <w:i w:val="false"/>
           <w:iCs w:val="false"/>
-          <w:sz w:val="18"/>
-          <w:szCs w:val="18"/>
+          <w:sz w:val="26"/>
+          <w:szCs w:val="26"/>
         </w:rPr>
         <w:t xml:space="preserve">J'enregistre dans SEQ03 sous le nom : NOM_Prenom_S3A01.   </w:t>
       </w:r>
     </w:p>
     <w:p>
       <w:pPr>
-        <w:spacing w:after="50"/>
+        <w:spacing w:after="80"/>
       </w:pPr>
       <w:r>
         <w:rPr>
@@ -1945,8 +1945,8 @@
           <w:bCs w:val="false"/>
           <w:i w:val="false"/>
           <w:iCs w:val="false"/>
-          <w:sz w:val="18"/>
-          <w:szCs w:val="18"/>
+          <w:sz w:val="26"/>
+          <w:szCs w:val="26"/>
         </w:rPr>
         <w:t xml:space="preserve">☐ </w:t>
       </w:r>
@@ -1957,15 +1957,15 @@
           <w:bCs w:val="false"/>
           <w:i w:val="false"/>
           <w:iCs w:val="false"/>
-          <w:sz w:val="18"/>
-          <w:szCs w:val="18"/>
+          <w:sz w:val="26"/>
+          <w:szCs w:val="26"/>
         </w:rPr>
         <w:t xml:space="preserve">Je ferme tout, puis je RETROUVE mon fichier depuis l'explorateur. ✋ Vérification professeur.   </w:t>
       </w:r>
     </w:p>
     <w:p>
       <w:pPr>
-        <w:spacing w:after="40"/>
+        <w:spacing w:after="64"/>
       </w:pPr>
     </w:p>
     <w:tbl>
@@ -2004,7 +2004,7 @@
           </w:tcPr>
           <w:p>
             <w:pPr>
-              <w:spacing w:after="60"/>
+              <w:spacing w:after="96"/>
             </w:pPr>
             <w:r>
               <w:rPr>
@@ -2013,61 +2013,61 @@
                 <w:bCs/>
                 <w:i w:val="false"/>
                 <w:iCs w:val="false"/>
-                <w:sz w:val="20"/>
-                <w:szCs w:val="20"/>
+                <w:sz w:val="28"/>
+                <w:szCs w:val="28"/>
               </w:rPr>
               <w:t xml:space="preserve">BILAN — Ce que je retiens</w:t>
             </w:r>
           </w:p>
           <w:p>
             <w:pPr>
-              <w:spacing w:after="60"/>
-            </w:pPr>
-            <w:r>
-              <w:rPr>
-                <w:rFonts w:ascii="Arial" w:cs="Arial" w:eastAsia="Arial" w:hAnsi="Arial"/>
-                <w:b w:val="false"/>
-                <w:bCs w:val="false"/>
-                <w:i w:val="false"/>
-                <w:iCs w:val="false"/>
-                <w:sz w:val="18"/>
-                <w:szCs w:val="18"/>
-              </w:rPr>
-              <w:t xml:space="preserve">Au collège, mes fichiers ne sont pas dans l'ordinateur mais sur le ...................................... .</w:t>
-            </w:r>
-          </w:p>
-          <w:p>
-            <w:pPr>
-              <w:spacing w:after="60"/>
-            </w:pPr>
-            <w:r>
-              <w:rPr>
-                <w:rFonts w:ascii="Arial" w:cs="Arial" w:eastAsia="Arial" w:hAnsi="Arial"/>
-                <w:b w:val="false"/>
-                <w:bCs w:val="false"/>
-                <w:i w:val="false"/>
-                <w:iCs w:val="false"/>
-                <w:sz w:val="18"/>
-                <w:szCs w:val="18"/>
-              </w:rPr>
-              <w:t xml:space="preserve">Ma ...................................... m'identifie sur le réseau : je dois la fermer en partant.</w:t>
-            </w:r>
-          </w:p>
-          <w:p>
-            <w:pPr>
-              <w:spacing w:after="60"/>
-            </w:pPr>
-            <w:r>
-              <w:rPr>
-                <w:rFonts w:ascii="Arial" w:cs="Arial" w:eastAsia="Arial" w:hAnsi="Arial"/>
-                <w:b w:val="false"/>
-                <w:bCs w:val="false"/>
-                <w:i w:val="false"/>
-                <w:iCs w:val="false"/>
-                <w:sz w:val="18"/>
-                <w:szCs w:val="18"/>
-              </w:rPr>
-              <w:t xml:space="preserve">Les ordinateurs de la salle sont reliés entre eux par un ...................................... : c'est un réseau local.</w:t>
+              <w:spacing w:after="96"/>
+            </w:pPr>
+            <w:r>
+              <w:rPr>
+                <w:rFonts w:ascii="Arial" w:cs="Arial" w:eastAsia="Arial" w:hAnsi="Arial"/>
+                <w:b w:val="false"/>
+                <w:bCs w:val="false"/>
+                <w:i w:val="false"/>
+                <w:iCs w:val="false"/>
+                <w:sz w:val="26"/>
+                <w:szCs w:val="26"/>
+              </w:rPr>
+              <w:t xml:space="preserve">Au collège, mes fichiers ne sont pas dans l'ordinateur mais sur le ..................... .</w:t>
+            </w:r>
+          </w:p>
+          <w:p>
+            <w:pPr>
+              <w:spacing w:after="96"/>
+            </w:pPr>
+            <w:r>
+              <w:rPr>
+                <w:rFonts w:ascii="Arial" w:cs="Arial" w:eastAsia="Arial" w:hAnsi="Arial"/>
+                <w:b w:val="false"/>
+                <w:bCs w:val="false"/>
+                <w:i w:val="false"/>
+                <w:iCs w:val="false"/>
+                <w:sz w:val="26"/>
+                <w:szCs w:val="26"/>
+              </w:rPr>
+              <w:t xml:space="preserve">Ma ..................... m'identifie sur le réseau : je dois la fermer en partant.</w:t>
+            </w:r>
+          </w:p>
+          <w:p>
+            <w:pPr>
+              <w:spacing w:after="96"/>
+            </w:pPr>
+            <w:r>
+              <w:rPr>
+                <w:rFonts w:ascii="Arial" w:cs="Arial" w:eastAsia="Arial" w:hAnsi="Arial"/>
+                <w:b w:val="false"/>
+                <w:bCs w:val="false"/>
+                <w:i w:val="false"/>
+                <w:iCs w:val="false"/>
+                <w:sz w:val="26"/>
+                <w:szCs w:val="26"/>
+              </w:rPr>
+              <w:t xml:space="preserve">Les ordinateurs de la salle sont reliés entre eux par un ..................... : c'est un réseau local.</w:t>
             </w:r>
           </w:p>
         </w:tc>
@@ -2085,8 +2085,8 @@
           <w:bCs w:val="false"/>
           <w:i/>
           <w:iCs/>
-          <w:sz w:val="16"/>
-          <w:szCs w:val="16"/>
+          <w:sz w:val="24"/>
+          <w:szCs w:val="24"/>
         </w:rPr>
         <w:t xml:space="preserve">« Un fichier bien rangé est un fichier déjà retrouvé. » — proverbe de la salle 207</w:t>
       </w:r>
@@ -2239,8 +2239,8 @@
     <w:rPrDefault>
       <w:rPr>
         <w:rFonts w:ascii="Arial" w:cs="Arial" w:eastAsia="Arial" w:hAnsi="Arial"/>
-        <w:sz w:val="18"/>
-        <w:szCs w:val="18"/>
+        <w:sz w:val="24"/>
+        <w:szCs w:val="24"/>
       </w:rPr>
     </w:rPrDefault>
     <w:pPrDefault/>

--- a/public/2026/seq03/FICHE_S3-A01_ReseauCollege_5eme.docx
+++ b/public/2026/seq03/FICHE_S3-A01_ReseauCollege_5eme.docx
@@ -279,7 +279,7 @@
     </w:tbl>
     <w:p>
       <w:pPr>
-        <w:spacing w:after="96"/>
+        <w:spacing w:after="81"/>
       </w:pPr>
     </w:p>
     <w:tbl>
@@ -493,7 +493,7 @@
     </w:tbl>
     <w:p>
       <w:pPr>
-        <w:spacing w:after="128"/>
+        <w:spacing w:after="108"/>
       </w:pPr>
     </w:p>
     <w:tbl>
@@ -553,7 +553,7 @@
     </w:tbl>
     <w:p>
       <w:pPr>
-        <w:spacing w:after="128"/>
+        <w:spacing w:after="108"/>
       </w:pPr>
     </w:p>
     <w:tbl>
@@ -591,7 +591,7 @@
           </w:tcPr>
           <w:p>
             <w:pPr>
-              <w:spacing w:after="48"/>
+              <w:spacing w:after="41"/>
             </w:pPr>
             <w:r>
               <w:rPr>
@@ -628,7 +628,7 @@
     </w:tbl>
     <w:p>
       <w:pPr>
-        <w:spacing w:after="128"/>
+        <w:spacing w:after="108"/>
       </w:pPr>
     </w:p>
     <w:tbl>
@@ -679,7 +679,7 @@
                 <w:sz w:val="28"/>
                 <w:szCs w:val="28"/>
               </w:rPr>
-              <w:t xml:space="preserve">PARTIE 1 — Le voyage de mon fichier  (schéma projeté au tableau)</w:t>
+              <w:t xml:space="preserve">PARTIE 1 — Le voyage de mon fichier  (schéma ci-dessous)</w:t>
             </w:r>
           </w:p>
         </w:tc>
@@ -687,12 +687,12 @@
     </w:tbl>
     <w:p>
       <w:pPr>
-        <w:spacing w:after="64"/>
-      </w:pPr>
-    </w:p>
-    <w:p>
-      <w:pPr>
-        <w:spacing w:after="96"/>
+        <w:spacing w:after="54"/>
+      </w:pPr>
+    </w:p>
+    <w:p>
+      <w:pPr>
+        <w:spacing w:after="81"/>
       </w:pPr>
       <w:r>
         <w:rPr>
@@ -716,12 +716,51 @@
           <w:sz w:val="26"/>
           <w:szCs w:val="26"/>
         </w:rPr>
-        <w:t xml:space="preserve">Observe le schéma projeté du réseau de la salle 207. Reporte chaque numéro devant le bon mot, puis complète sa fonction. Attention : la liste ci-dessous est mélangée et contient UN intrus.</w:t>
-      </w:r>
-    </w:p>
-    <w:p>
-      <w:pPr>
-        <w:spacing w:after="96"/>
+        <w:t xml:space="preserve">Observe le schéma du réseau de la salle 207. Reporte chaque numéro devant le bon mot, puis complète sa fonction. Attention : la liste ci-dessous est mélangée et contient UN intrus.</w:t>
+      </w:r>
+    </w:p>
+    <w:p>
+      <w:pPr>
+        <w:spacing w:before="60" w:after="80"/>
+        <w:jc w:val="center"/>
+      </w:pPr>
+      <w:r>
+        <w:drawing xmlns:wp="http://schemas.openxmlformats.org/drawingml/2006/wordprocessingDrawing">
+          <wp:inline distT="0" distB="0" distL="0" distR="0">
+            <wp:extent cx="5472000" cy="2628000"/>
+            <wp:docPr id="9894" name="schema_schema_reseau207.png"/>
+            <a:graphic xmlns:a="http://schemas.openxmlformats.org/drawingml/2006/main">
+              <a:graphicData uri="http://schemas.openxmlformats.org/drawingml/2006/picture">
+                <pic:pic xmlns:pic="http://schemas.openxmlformats.org/drawingml/2006/picture">
+                  <pic:nvPicPr>
+                    <pic:cNvPr id="9894" name="schema_schema_reseau207.png"/>
+                    <pic:cNvPicPr/>
+                  </pic:nvPicPr>
+                  <pic:blipFill>
+                    <a:blip xmlns:r="http://schemas.openxmlformats.org/officeDocument/2006/relationships" r:embed="rId902"/>
+                    <a:stretch>
+                      <a:fillRect/>
+                    </a:stretch>
+                  </pic:blipFill>
+                  <pic:spPr>
+                    <a:xfrm>
+                      <a:off x="0" y="0"/>
+                      <a:ext cx="5472000" cy="2628000"/>
+                    </a:xfrm>
+                    <a:prstGeom prst="rect">
+                      <a:avLst/>
+                    </a:prstGeom>
+                  </pic:spPr>
+                </pic:pic>
+              </a:graphicData>
+            </a:graphic>
+          </wp:inline>
+        </w:drawing>
+      </w:r>
+    </w:p>
+    <w:p>
+      <w:pPr>
+        <w:spacing w:after="81"/>
       </w:pPr>
       <w:r>
         <w:rPr>
@@ -1117,7 +1156,7 @@
     </w:tbl>
     <w:p>
       <w:pPr>
-        <w:spacing w:after="64" w:before="60"/>
+        <w:spacing w:after="54" w:before="60"/>
       </w:pPr>
       <w:r>
         <w:rPr>
@@ -1167,7 +1206,7 @@
           </w:tcPr>
           <w:p>
             <w:pPr>
-              <w:spacing w:after="64"/>
+              <w:spacing w:after="54"/>
             </w:pPr>
             <w:r>
               <w:rPr>
@@ -1184,7 +1223,7 @@
           </w:p>
           <w:p>
             <w:pPr>
-              <w:spacing w:after="80"/>
+              <w:spacing w:after="68"/>
             </w:pPr>
             <w:r>
               <w:rPr>
@@ -1201,7 +1240,7 @@
           </w:p>
           <w:p>
             <w:pPr>
-              <w:spacing w:after="80"/>
+              <w:spacing w:after="68"/>
             </w:pPr>
             <w:r>
               <w:rPr>
@@ -1221,7 +1260,7 @@
     </w:tbl>
     <w:p>
       <w:pPr>
-        <w:spacing w:after="96"/>
+        <w:spacing w:after="81"/>
       </w:pPr>
     </w:p>
     <w:tbl>
@@ -1280,12 +1319,12 @@
     </w:tbl>
     <w:p>
       <w:pPr>
-        <w:spacing w:after="64"/>
-      </w:pPr>
-    </w:p>
-    <w:p>
-      <w:pPr>
-        <w:spacing w:after="96"/>
+        <w:spacing w:after="54"/>
+      </w:pPr>
+    </w:p>
+    <w:p>
+      <w:pPr>
+        <w:spacing w:after="81"/>
       </w:pPr>
       <w:r>
         <w:rPr>
@@ -1693,7 +1732,7 @@
     </w:tbl>
     <w:p>
       <w:pPr>
-        <w:spacing w:after="48" w:before="60"/>
+        <w:spacing w:after="41" w:before="60"/>
       </w:pPr>
       <w:r>
         <w:rPr>
@@ -1710,7 +1749,7 @@
     </w:p>
     <w:p>
       <w:pPr>
-        <w:spacing w:after="96"/>
+        <w:spacing w:after="81"/>
       </w:pPr>
       <w:r>
         <w:rPr>
@@ -1727,7 +1766,7 @@
     </w:p>
     <w:p>
       <w:pPr>
-        <w:spacing w:after="64"/>
+        <w:spacing w:after="54"/>
       </w:pPr>
     </w:p>
     <w:tbl>
@@ -1786,12 +1825,12 @@
     </w:tbl>
     <w:p>
       <w:pPr>
-        <w:spacing w:after="64"/>
-      </w:pPr>
-    </w:p>
-    <w:p>
-      <w:pPr>
-        <w:spacing w:after="96"/>
+        <w:spacing w:after="54"/>
+      </w:pPr>
+    </w:p>
+    <w:p>
+      <w:pPr>
+        <w:spacing w:after="81"/>
       </w:pPr>
       <w:r>
         <w:rPr>
@@ -1820,7 +1859,7 @@
     </w:p>
     <w:p>
       <w:pPr>
-        <w:spacing w:after="80"/>
+        <w:spacing w:after="68"/>
       </w:pPr>
       <w:r>
         <w:rPr>
@@ -1849,7 +1888,7 @@
     </w:p>
     <w:p>
       <w:pPr>
-        <w:spacing w:after="80"/>
+        <w:spacing w:after="68"/>
       </w:pPr>
       <w:r>
         <w:rPr>
@@ -1878,7 +1917,7 @@
     </w:p>
     <w:p>
       <w:pPr>
-        <w:spacing w:after="80"/>
+        <w:spacing w:after="68"/>
       </w:pPr>
       <w:r>
         <w:rPr>
@@ -1907,7 +1946,7 @@
     </w:p>
     <w:p>
       <w:pPr>
-        <w:spacing w:after="80"/>
+        <w:spacing w:after="68"/>
       </w:pPr>
       <w:r>
         <w:rPr>
@@ -1936,7 +1975,7 @@
     </w:p>
     <w:p>
       <w:pPr>
-        <w:spacing w:after="80"/>
+        <w:spacing w:after="68"/>
       </w:pPr>
       <w:r>
         <w:rPr>
@@ -1965,7 +2004,7 @@
     </w:p>
     <w:p>
       <w:pPr>
-        <w:spacing w:after="64"/>
+        <w:spacing w:after="54"/>
       </w:pPr>
     </w:p>
     <w:tbl>
@@ -2004,7 +2043,7 @@
           </w:tcPr>
           <w:p>
             <w:pPr>
-              <w:spacing w:after="96"/>
+              <w:spacing w:after="81"/>
             </w:pPr>
             <w:r>
               <w:rPr>
@@ -2021,7 +2060,7 @@
           </w:p>
           <w:p>
             <w:pPr>
-              <w:spacing w:after="96"/>
+              <w:spacing w:after="81"/>
             </w:pPr>
             <w:r>
               <w:rPr>
@@ -2038,7 +2077,7 @@
           </w:p>
           <w:p>
             <w:pPr>
-              <w:spacing w:after="96"/>
+              <w:spacing w:after="81"/>
             </w:pPr>
             <w:r>
               <w:rPr>
@@ -2055,7 +2094,7 @@
           </w:p>
           <w:p>
             <w:pPr>
-              <w:spacing w:after="96"/>
+              <w:spacing w:after="81"/>
             </w:pPr>
             <w:r>
               <w:rPr>

--- a/public/2026/seq03/FICHE_S3-A01_ReseauCollege_5eme.docx
+++ b/public/2026/seq03/FICHE_S3-A01_ReseauCollege_5eme.docx
@@ -21,6 +21,9 @@
         <w:gridCol w:w="1200"/>
       </w:tblGrid>
       <w:tr>
+        <w:trPr>
+          <w:cantSplit/>
+        </w:trPr>
         <w:tc>
           <w:tcPr>
             <w:tcW w:type="dxa" w:w="1266"/>
@@ -210,6 +213,32 @@
               <w:t xml:space="preserve">ACTIVITÉ N°01</w:t>
             </w:r>
           </w:p>
+          <w:p>
+            <w:pPr>
+              <w:spacing w:after="0"/>
+            </w:pPr>
+            <w:r>
+              <w:rPr>
+                <w:rFonts w:ascii="Arial" w:cs="Arial" w:eastAsia="Arial" w:hAnsi="Arial"/>
+                <w:sz w:val="14"/>
+                <w:szCs w:val="14"/>
+              </w:rPr>
+              <w:t xml:space="preserve">NOM : ..............................</w:t>
+            </w:r>
+          </w:p>
+          <w:p>
+            <w:pPr>
+              <w:spacing w:after="0"/>
+            </w:pPr>
+            <w:r>
+              <w:rPr>
+                <w:rFonts w:ascii="Arial" w:cs="Arial" w:eastAsia="Arial" w:hAnsi="Arial"/>
+                <w:sz w:val="14"/>
+                <w:szCs w:val="14"/>
+              </w:rPr>
+              <w:t xml:space="preserve">PRÉNOM : .........................</w:t>
+            </w:r>
+          </w:p>
         </w:tc>
         <w:tc>
           <w:tcPr>
@@ -295,21 +324,22 @@
         </w:tblBorders>
       </w:tblPr>
       <w:tblGrid>
-        <w:gridCol w:w="2840"/>
-        <w:gridCol w:w="2840"/>
-        <w:gridCol w:w="1640"/>
-        <w:gridCol w:w="2040"/>
+        <w:gridCol w:w="9360"/>
       </w:tblGrid>
       <w:tr>
-        <w:tc>
-          <w:tcPr>
-            <w:tcW w:type="dxa" w:w="2840"/>
-            <w:tcBorders>
-              <w:top w:val="single" w:color="000000" w:sz="6"/>
-              <w:left w:val="single" w:color="000000" w:sz="6"/>
-              <w:bottom w:val="single" w:color="000000" w:sz="6"/>
-              <w:right w:val="single" w:color="000000" w:sz="6"/>
-            </w:tcBorders>
+        <w:trPr>
+          <w:cantSplit/>
+        </w:trPr>
+        <w:tc>
+          <w:tcPr>
+            <w:tcW w:type="dxa" w:w="9360"/>
+            <w:tcBorders>
+              <w:top w:val="single" w:color="000000" w:sz="6"/>
+              <w:left w:val="single" w:color="000000" w:sz="6"/>
+              <w:bottom w:val="single" w:color="000000" w:sz="6"/>
+              <w:right w:val="single" w:color="000000" w:sz="6"/>
+            </w:tcBorders>
+            <w:shd w:fill="D9D9D9" w:val="clear"/>
             <w:tcMar>
               <w:top w:type="dxa" w:w="40"/>
               <w:left w:type="dxa" w:w="80"/>
@@ -320,7 +350,10 @@
           </w:tcPr>
           <w:p>
             <w:pPr>
-              <w:spacing w:after="0"/>
+              <w:keepNext/>
+              <w:keepLines/>
+              <w:spacing w:after="0"/>
+              <w:jc w:val="center"/>
             </w:pPr>
             <w:r>
               <w:rPr>
@@ -329,163 +362,10 @@
                 <w:bCs/>
                 <w:i w:val="false"/>
                 <w:iCs w:val="false"/>
-                <w:sz w:val="24"/>
-                <w:szCs w:val="24"/>
-              </w:rPr>
-              <w:t xml:space="preserve">Nom : </w:t>
-            </w:r>
-            <w:r>
-              <w:rPr>
-                <w:rFonts w:ascii="Arial" w:cs="Arial" w:eastAsia="Arial" w:hAnsi="Arial"/>
-                <w:b w:val="false"/>
-                <w:bCs w:val="false"/>
-                <w:i w:val="false"/>
-                <w:iCs w:val="false"/>
-                <w:sz w:val="24"/>
-                <w:szCs w:val="24"/>
-              </w:rPr>
-              <w:t xml:space="preserve">...................</w:t>
-            </w:r>
-          </w:p>
-        </w:tc>
-        <w:tc>
-          <w:tcPr>
-            <w:tcW w:type="dxa" w:w="2840"/>
-            <w:tcBorders>
-              <w:top w:val="single" w:color="000000" w:sz="6"/>
-              <w:left w:val="single" w:color="000000" w:sz="6"/>
-              <w:bottom w:val="single" w:color="000000" w:sz="6"/>
-              <w:right w:val="single" w:color="000000" w:sz="6"/>
-            </w:tcBorders>
-            <w:tcMar>
-              <w:top w:type="dxa" w:w="40"/>
-              <w:left w:type="dxa" w:w="80"/>
-              <w:bottom w:type="dxa" w:w="40"/>
-              <w:right w:type="dxa" w:w="80"/>
-            </w:tcMar>
-            <w:vAlign w:val="center"/>
-          </w:tcPr>
-          <w:p>
-            <w:pPr>
-              <w:spacing w:after="0"/>
-            </w:pPr>
-            <w:r>
-              <w:rPr>
-                <w:rFonts w:ascii="Arial" w:cs="Arial" w:eastAsia="Arial" w:hAnsi="Arial"/>
-                <w:b/>
-                <w:bCs/>
-                <w:i w:val="false"/>
-                <w:iCs w:val="false"/>
-                <w:sz w:val="24"/>
-                <w:szCs w:val="24"/>
-              </w:rPr>
-              <w:t xml:space="preserve">Prénom : </w:t>
-            </w:r>
-            <w:r>
-              <w:rPr>
-                <w:rFonts w:ascii="Arial" w:cs="Arial" w:eastAsia="Arial" w:hAnsi="Arial"/>
-                <w:b w:val="false"/>
-                <w:bCs w:val="false"/>
-                <w:i w:val="false"/>
-                <w:iCs w:val="false"/>
-                <w:sz w:val="24"/>
-                <w:szCs w:val="24"/>
-              </w:rPr>
-              <w:t xml:space="preserve">................</w:t>
-            </w:r>
-          </w:p>
-        </w:tc>
-        <w:tc>
-          <w:tcPr>
-            <w:tcW w:type="dxa" w:w="1640"/>
-            <w:tcBorders>
-              <w:top w:val="single" w:color="000000" w:sz="6"/>
-              <w:left w:val="single" w:color="000000" w:sz="6"/>
-              <w:bottom w:val="single" w:color="000000" w:sz="6"/>
-              <w:right w:val="single" w:color="000000" w:sz="6"/>
-            </w:tcBorders>
-            <w:tcMar>
-              <w:top w:type="dxa" w:w="40"/>
-              <w:left w:type="dxa" w:w="80"/>
-              <w:bottom w:type="dxa" w:w="40"/>
-              <w:right w:type="dxa" w:w="80"/>
-            </w:tcMar>
-            <w:vAlign w:val="center"/>
-          </w:tcPr>
-          <w:p>
-            <w:pPr>
-              <w:spacing w:after="0"/>
-            </w:pPr>
-            <w:r>
-              <w:rPr>
-                <w:rFonts w:ascii="Arial" w:cs="Arial" w:eastAsia="Arial" w:hAnsi="Arial"/>
-                <w:b/>
-                <w:bCs/>
-                <w:i w:val="false"/>
-                <w:iCs w:val="false"/>
-                <w:sz w:val="24"/>
-                <w:szCs w:val="24"/>
-              </w:rPr>
-              <w:t xml:space="preserve">Classe : </w:t>
-            </w:r>
-            <w:r>
-              <w:rPr>
-                <w:rFonts w:ascii="Arial" w:cs="Arial" w:eastAsia="Arial" w:hAnsi="Arial"/>
-                <w:b w:val="false"/>
-                <w:bCs w:val="false"/>
-                <w:i w:val="false"/>
-                <w:iCs w:val="false"/>
-                <w:sz w:val="24"/>
-                <w:szCs w:val="24"/>
-              </w:rPr>
-              <w:t xml:space="preserve">......</w:t>
-            </w:r>
-          </w:p>
-        </w:tc>
-        <w:tc>
-          <w:tcPr>
-            <w:tcW w:type="dxa" w:w="2040"/>
-            <w:tcBorders>
-              <w:top w:val="single" w:color="000000" w:sz="6"/>
-              <w:left w:val="single" w:color="000000" w:sz="6"/>
-              <w:bottom w:val="single" w:color="000000" w:sz="6"/>
-              <w:right w:val="single" w:color="000000" w:sz="6"/>
-            </w:tcBorders>
-            <w:tcMar>
-              <w:top w:type="dxa" w:w="40"/>
-              <w:left w:type="dxa" w:w="80"/>
-              <w:bottom w:type="dxa" w:w="40"/>
-              <w:right w:type="dxa" w:w="80"/>
-            </w:tcMar>
-            <w:vAlign w:val="center"/>
-          </w:tcPr>
-          <w:p>
-            <w:pPr>
-              <w:spacing w:after="0"/>
-            </w:pPr>
-            <w:r>
-              <w:rPr>
-                <w:rFonts w:ascii="Arial" w:cs="Arial" w:eastAsia="Arial" w:hAnsi="Arial"/>
-                <w:b/>
-                <w:bCs/>
-                <w:i w:val="false"/>
-                <w:iCs w:val="false"/>
-                <w:sz w:val="24"/>
-                <w:szCs w:val="24"/>
-              </w:rPr>
-              <w:t xml:space="preserve">Maison : </w:t>
-            </w:r>
-            <w:r>
-              <w:rPr>
-                <w:rFonts w:ascii="Arial" w:cs="Arial" w:eastAsia="Arial" w:hAnsi="Arial"/>
-                <w:b w:val="false"/>
-                <w:bCs w:val="false"/>
-                <w:i w:val="false"/>
-                <w:iCs w:val="false"/>
-                <w:sz w:val="24"/>
-                <w:szCs w:val="24"/>
-              </w:rPr>
-              <w:t xml:space="preserve">......</w:t>
+                <w:sz w:val="32"/>
+                <w:szCs w:val="32"/>
+              </w:rPr>
+              <w:t xml:space="preserve">OÙ VONT MES FICHIERS ? — LE RÉSEAU DU COLLÈGE</w:t>
             </w:r>
           </w:p>
         </w:tc>
@@ -493,6 +373,8 @@
     </w:tbl>
     <w:p>
       <w:pPr>
+        <w:keepNext/>
+        <w:keepLines/>
         <w:spacing w:after="108"/>
       </w:pPr>
     </w:p>
@@ -512,66 +394,9 @@
         <w:gridCol w:w="9360"/>
       </w:tblGrid>
       <w:tr>
-        <w:tc>
-          <w:tcPr>
-            <w:tcW w:type="dxa" w:w="9360"/>
-            <w:tcBorders>
-              <w:top w:val="single" w:color="000000" w:sz="6"/>
-              <w:left w:val="single" w:color="000000" w:sz="6"/>
-              <w:bottom w:val="single" w:color="000000" w:sz="6"/>
-              <w:right w:val="single" w:color="000000" w:sz="6"/>
-            </w:tcBorders>
-            <w:shd w:fill="D9D9D9" w:val="clear"/>
-            <w:tcMar>
-              <w:top w:type="dxa" w:w="40"/>
-              <w:left w:type="dxa" w:w="80"/>
-              <w:bottom w:type="dxa" w:w="40"/>
-              <w:right w:type="dxa" w:w="80"/>
-            </w:tcMar>
-            <w:vAlign w:val="center"/>
-          </w:tcPr>
-          <w:p>
-            <w:pPr>
-              <w:spacing w:after="0"/>
-              <w:jc w:val="center"/>
-            </w:pPr>
-            <w:r>
-              <w:rPr>
-                <w:rFonts w:ascii="Arial" w:cs="Arial" w:eastAsia="Arial" w:hAnsi="Arial"/>
-                <w:b/>
-                <w:bCs/>
-                <w:i w:val="false"/>
-                <w:iCs w:val="false"/>
-                <w:sz w:val="32"/>
-                <w:szCs w:val="32"/>
-              </w:rPr>
-              <w:t xml:space="preserve">OÙ VONT MES FICHIERS ? — LE RÉSEAU DU COLLÈGE</w:t>
-            </w:r>
-          </w:p>
-        </w:tc>
-      </w:tr>
-    </w:tbl>
-    <w:p>
-      <w:pPr>
-        <w:spacing w:after="108"/>
-      </w:pPr>
-    </w:p>
-    <w:tbl>
-      <w:tblPr>
-        <w:tblW w:type="dxa" w:w="9360"/>
-        <w:tblBorders>
-          <w:top w:val="single" w:color="auto" w:sz="4"/>
-          <w:left w:val="single" w:color="auto" w:sz="4"/>
-          <w:bottom w:val="single" w:color="auto" w:sz="4"/>
-          <w:right w:val="single" w:color="auto" w:sz="4"/>
-          <w:insideH w:val="single" w:color="auto" w:sz="4"/>
-          <w:insideV w:val="single" w:color="auto" w:sz="4"/>
-        </w:tblBorders>
-      </w:tblPr>
-      <w:tblGrid>
-        <w:gridCol w:w="9360"/>
-      </w:tblGrid>
-      <w:tr>
+        <w:trPr>
+          <w:cantSplit/>
+        </w:trPr>
         <w:tc>
           <w:tcPr>
             <w:tcW w:type="dxa" w:w="9360"/>
@@ -591,6 +416,8 @@
           </w:tcPr>
           <w:p>
             <w:pPr>
+              <w:keepNext/>
+              <w:keepLines/>
               <w:spacing w:after="41"/>
             </w:pPr>
             <w:r>
@@ -608,6 +435,8 @@
           </w:p>
           <w:p>
             <w:pPr>
+              <w:keepNext/>
+              <w:keepLines/>
               <w:spacing w:after="0"/>
             </w:pPr>
             <w:r>
@@ -628,70 +457,35 @@
     </w:tbl>
     <w:p>
       <w:pPr>
-        <w:spacing w:after="108"/>
-      </w:pPr>
-    </w:p>
-    <w:tbl>
-      <w:tblPr>
-        <w:tblW w:type="dxa" w:w="9360"/>
-        <w:tblBorders>
-          <w:top w:val="single" w:color="auto" w:sz="4"/>
-          <w:left w:val="single" w:color="auto" w:sz="4"/>
-          <w:bottom w:val="single" w:color="auto" w:sz="4"/>
-          <w:right w:val="single" w:color="auto" w:sz="4"/>
-          <w:insideH w:val="single" w:color="auto" w:sz="4"/>
-          <w:insideV w:val="single" w:color="auto" w:sz="4"/>
-        </w:tblBorders>
-      </w:tblPr>
-      <w:tblGrid>
-        <w:gridCol w:w="9360"/>
-      </w:tblGrid>
-      <w:tr>
-        <w:tc>
-          <w:tcPr>
-            <w:tcW w:type="dxa" w:w="9360"/>
-            <w:tcBorders>
-              <w:top w:val="single" w:color="000000" w:sz="6"/>
-              <w:left w:val="single" w:color="000000" w:sz="6"/>
-              <w:bottom w:val="single" w:color="000000" w:sz="6"/>
-              <w:right w:val="single" w:color="000000" w:sz="6"/>
-            </w:tcBorders>
-            <w:shd w:fill="D9D9D9" w:val="clear"/>
-            <w:tcMar>
-              <w:top w:type="dxa" w:w="40"/>
-              <w:left w:type="dxa" w:w="80"/>
-              <w:bottom w:type="dxa" w:w="40"/>
-              <w:right w:type="dxa" w:w="80"/>
-            </w:tcMar>
-            <w:vAlign w:val="center"/>
-          </w:tcPr>
-          <w:p>
-            <w:pPr>
-              <w:spacing w:after="0"/>
-            </w:pPr>
-            <w:r>
-              <w:rPr>
-                <w:rFonts w:ascii="Arial" w:cs="Arial" w:eastAsia="Arial" w:hAnsi="Arial"/>
-                <w:b/>
-                <w:bCs/>
-                <w:i w:val="false"/>
-                <w:iCs w:val="false"/>
-                <w:sz w:val="28"/>
-                <w:szCs w:val="28"/>
-              </w:rPr>
-              <w:t xml:space="preserve">PARTIE 1 — Le voyage de mon fichier  (schéma ci-dessous)</w:t>
-            </w:r>
-          </w:p>
-        </w:tc>
-      </w:tr>
-    </w:tbl>
-    <w:p>
-      <w:pPr>
-        <w:spacing w:after="54"/>
-      </w:pPr>
+        <w:keepNext/>
+        <w:keepLines/>
+        <w:pBdr>
+          <w:top w:val="single" w:color="000000" w:sz="6" w:space="4"/>
+          <w:left w:val="single" w:color="000000" w:sz="6" w:space="4"/>
+          <w:bottom w:val="single" w:color="000000" w:sz="6" w:space="4"/>
+          <w:right w:val="single" w:color="000000" w:sz="6" w:space="4"/>
+        </w:pBdr>
+        <w:shd w:val="clear" w:color="auto" w:fill="D9D9D9"/>
+        <w:spacing w:before="150" w:after="130"/>
+        <w:ind w:left="0" w:right="1106"/>
+      </w:pPr>
+      <w:r>
+        <w:rPr>
+          <w:rFonts w:ascii="Arial" w:cs="Arial" w:eastAsia="Arial" w:hAnsi="Arial"/>
+          <w:b/>
+          <w:bCs/>
+          <w:i w:val="false"/>
+          <w:iCs w:val="false"/>
+          <w:sz w:val="28"/>
+          <w:szCs w:val="28"/>
+        </w:rPr>
+        <w:t xml:space="preserve">PARTIE 1 — Le voyage de mon fichier  (schéma ci-dessous)</w:t>
+      </w:r>
     </w:p>
     <w:p>
       <w:pPr>
+        <w:keepNext/>
+        <w:keepLines/>
         <w:spacing w:after="81"/>
       </w:pPr>
       <w:r>
@@ -792,6 +586,9 @@
         <w:gridCol w:w="5560"/>
       </w:tblGrid>
       <w:tr>
+        <w:trPr>
+          <w:cantSplit/>
+        </w:trPr>
         <w:tc>
           <w:tcPr>
             <w:tcW w:type="dxa" w:w="3800"/>
@@ -812,6 +609,8 @@
           </w:tcPr>
           <w:p>
             <w:pPr>
+              <w:keepNext/>
+              <w:keepLines/>
               <w:spacing w:after="0"/>
             </w:pPr>
             <w:r>
@@ -848,6 +647,8 @@
           </w:tcPr>
           <w:p>
             <w:pPr>
+              <w:keepNext/>
+              <w:keepLines/>
               <w:spacing w:after="0"/>
             </w:pPr>
             <w:r>
@@ -866,6 +667,9 @@
         </w:tc>
       </w:tr>
       <w:tr>
+        <w:trPr>
+          <w:cantSplit/>
+        </w:trPr>
         <w:tc>
           <w:tcPr>
             <w:tcW w:type="dxa" w:w="3800"/>
@@ -885,6 +689,8 @@
           </w:tcPr>
           <w:p>
             <w:pPr>
+              <w:keepNext/>
+              <w:keepLines/>
               <w:spacing w:after="0"/>
             </w:pPr>
             <w:r>
@@ -920,6 +726,8 @@
           </w:tcPr>
           <w:p>
             <w:pPr>
+              <w:keepNext/>
+              <w:keepLines/>
               <w:spacing w:after="0"/>
             </w:pPr>
             <w:r>
@@ -938,6 +746,9 @@
         </w:tc>
       </w:tr>
       <w:tr>
+        <w:trPr>
+          <w:cantSplit/>
+        </w:trPr>
         <w:tc>
           <w:tcPr>
             <w:tcW w:type="dxa" w:w="3800"/>
@@ -957,6 +768,8 @@
           </w:tcPr>
           <w:p>
             <w:pPr>
+              <w:keepNext/>
+              <w:keepLines/>
               <w:spacing w:after="0"/>
             </w:pPr>
             <w:r>
@@ -992,6 +805,8 @@
           </w:tcPr>
           <w:p>
             <w:pPr>
+              <w:keepNext/>
+              <w:keepLines/>
               <w:spacing w:after="0"/>
             </w:pPr>
             <w:r>
@@ -1010,6 +825,9 @@
         </w:tc>
       </w:tr>
       <w:tr>
+        <w:trPr>
+          <w:cantSplit/>
+        </w:trPr>
         <w:tc>
           <w:tcPr>
             <w:tcW w:type="dxa" w:w="3800"/>
@@ -1029,6 +847,8 @@
           </w:tcPr>
           <w:p>
             <w:pPr>
+              <w:keepNext/>
+              <w:keepLines/>
               <w:spacing w:after="0"/>
             </w:pPr>
             <w:r>
@@ -1064,6 +884,8 @@
           </w:tcPr>
           <w:p>
             <w:pPr>
+              <w:keepNext/>
+              <w:keepLines/>
               <w:spacing w:after="0"/>
             </w:pPr>
             <w:r>
@@ -1082,6 +904,9 @@
         </w:tc>
       </w:tr>
       <w:tr>
+        <w:trPr>
+          <w:cantSplit/>
+        </w:trPr>
         <w:tc>
           <w:tcPr>
             <w:tcW w:type="dxa" w:w="3800"/>
@@ -1187,6 +1012,9 @@
         <w:gridCol w:w="9360"/>
       </w:tblGrid>
       <w:tr>
+        <w:trPr>
+          <w:cantSplit/>
+        </w:trPr>
         <w:tc>
           <w:tcPr>
             <w:tcW w:type="dxa" w:w="9360"/>
@@ -1206,6 +1034,8 @@
           </w:tcPr>
           <w:p>
             <w:pPr>
+              <w:keepNext/>
+              <w:keepLines/>
               <w:spacing w:after="54"/>
             </w:pPr>
             <w:r>
@@ -1223,6 +1053,8 @@
           </w:p>
           <w:p>
             <w:pPr>
+              <w:keepNext/>
+              <w:keepLines/>
               <w:spacing w:after="68"/>
             </w:pPr>
             <w:r>
@@ -1240,6 +1072,8 @@
           </w:p>
           <w:p>
             <w:pPr>
+              <w:keepNext/>
+              <w:keepLines/>
               <w:spacing w:after="68"/>
             </w:pPr>
             <w:r>
@@ -1260,70 +1094,35 @@
     </w:tbl>
     <w:p>
       <w:pPr>
-        <w:spacing w:after="81"/>
-      </w:pPr>
-    </w:p>
-    <w:tbl>
-      <w:tblPr>
-        <w:tblW w:type="dxa" w:w="9360"/>
-        <w:tblBorders>
-          <w:top w:val="single" w:color="auto" w:sz="4"/>
-          <w:left w:val="single" w:color="auto" w:sz="4"/>
-          <w:bottom w:val="single" w:color="auto" w:sz="4"/>
-          <w:right w:val="single" w:color="auto" w:sz="4"/>
-          <w:insideH w:val="single" w:color="auto" w:sz="4"/>
-          <w:insideV w:val="single" w:color="auto" w:sz="4"/>
-        </w:tblBorders>
-      </w:tblPr>
-      <w:tblGrid>
-        <w:gridCol w:w="9360"/>
-      </w:tblGrid>
-      <w:tr>
-        <w:tc>
-          <w:tcPr>
-            <w:tcW w:type="dxa" w:w="9360"/>
-            <w:tcBorders>
-              <w:top w:val="single" w:color="000000" w:sz="6"/>
-              <w:left w:val="single" w:color="000000" w:sz="6"/>
-              <w:bottom w:val="single" w:color="000000" w:sz="6"/>
-              <w:right w:val="single" w:color="000000" w:sz="6"/>
-            </w:tcBorders>
-            <w:shd w:fill="D9D9D9" w:val="clear"/>
-            <w:tcMar>
-              <w:top w:type="dxa" w:w="40"/>
-              <w:left w:type="dxa" w:w="80"/>
-              <w:bottom w:type="dxa" w:w="40"/>
-              <w:right w:type="dxa" w:w="80"/>
-            </w:tcMar>
-            <w:vAlign w:val="center"/>
-          </w:tcPr>
-          <w:p>
-            <w:pPr>
-              <w:spacing w:after="0"/>
-            </w:pPr>
-            <w:r>
-              <w:rPr>
-                <w:rFonts w:ascii="Arial" w:cs="Arial" w:eastAsia="Arial" w:hAnsi="Arial"/>
-                <w:b/>
-                <w:bCs/>
-                <w:i w:val="false"/>
-                <w:iCs w:val="false"/>
-                <w:sz w:val="28"/>
-                <w:szCs w:val="28"/>
-              </w:rPr>
-              <w:t xml:space="preserve">PARTIE 2 — Vrai ou faux ? Prouve-le !</w:t>
-            </w:r>
-          </w:p>
-        </w:tc>
-      </w:tr>
-    </w:tbl>
-    <w:p>
-      <w:pPr>
-        <w:spacing w:after="54"/>
-      </w:pPr>
+        <w:keepNext/>
+        <w:keepLines/>
+        <w:pBdr>
+          <w:top w:val="single" w:color="000000" w:sz="6" w:space="4"/>
+          <w:left w:val="single" w:color="000000" w:sz="6" w:space="4"/>
+          <w:bottom w:val="single" w:color="000000" w:sz="6" w:space="4"/>
+          <w:right w:val="single" w:color="000000" w:sz="6" w:space="4"/>
+        </w:pBdr>
+        <w:shd w:val="clear" w:color="auto" w:fill="D9D9D9"/>
+        <w:spacing w:before="150" w:after="130"/>
+        <w:ind w:left="0" w:right="1106"/>
+      </w:pPr>
+      <w:r>
+        <w:rPr>
+          <w:rFonts w:ascii="Arial" w:cs="Arial" w:eastAsia="Arial" w:hAnsi="Arial"/>
+          <w:b/>
+          <w:bCs/>
+          <w:i w:val="false"/>
+          <w:iCs w:val="false"/>
+          <w:sz w:val="28"/>
+          <w:szCs w:val="28"/>
+        </w:rPr>
+        <w:t xml:space="preserve">PARTIE 2 — Vrai ou faux ? Prouve-le !</w:t>
+      </w:r>
     </w:p>
     <w:p>
       <w:pPr>
+        <w:keepNext/>
+        <w:keepLines/>
         <w:spacing w:after="81"/>
       </w:pPr>
       <w:r>
@@ -1368,6 +1167,9 @@
         <w:gridCol w:w="2760"/>
       </w:tblGrid>
       <w:tr>
+        <w:trPr>
+          <w:cantSplit/>
+        </w:trPr>
         <w:tc>
           <w:tcPr>
             <w:tcW w:type="dxa" w:w="6600"/>
@@ -1388,6 +1190,8 @@
           </w:tcPr>
           <w:p>
             <w:pPr>
+              <w:keepNext/>
+              <w:keepLines/>
               <w:spacing w:after="0"/>
             </w:pPr>
             <w:r>
@@ -1424,6 +1228,8 @@
           </w:tcPr>
           <w:p>
             <w:pPr>
+              <w:keepNext/>
+              <w:keepLines/>
               <w:spacing w:after="0"/>
             </w:pPr>
             <w:r>
@@ -1442,6 +1248,9 @@
         </w:tc>
       </w:tr>
       <w:tr>
+        <w:trPr>
+          <w:cantSplit/>
+        </w:trPr>
         <w:tc>
           <w:tcPr>
             <w:tcW w:type="dxa" w:w="6600"/>
@@ -1461,6 +1270,8 @@
           </w:tcPr>
           <w:p>
             <w:pPr>
+              <w:keepNext/>
+              <w:keepLines/>
               <w:spacing w:after="0"/>
             </w:pPr>
             <w:r>
@@ -1496,6 +1307,8 @@
           </w:tcPr>
           <w:p>
             <w:pPr>
+              <w:keepNext/>
+              <w:keepLines/>
               <w:spacing w:after="0"/>
             </w:pPr>
             <w:r>
@@ -1514,6 +1327,9 @@
         </w:tc>
       </w:tr>
       <w:tr>
+        <w:trPr>
+          <w:cantSplit/>
+        </w:trPr>
         <w:tc>
           <w:tcPr>
             <w:tcW w:type="dxa" w:w="6600"/>
@@ -1533,6 +1349,8 @@
           </w:tcPr>
           <w:p>
             <w:pPr>
+              <w:keepNext/>
+              <w:keepLines/>
               <w:spacing w:after="0"/>
             </w:pPr>
             <w:r>
@@ -1568,6 +1386,8 @@
           </w:tcPr>
           <w:p>
             <w:pPr>
+              <w:keepNext/>
+              <w:keepLines/>
               <w:spacing w:after="0"/>
             </w:pPr>
             <w:r>
@@ -1586,6 +1406,9 @@
         </w:tc>
       </w:tr>
       <w:tr>
+        <w:trPr>
+          <w:cantSplit/>
+        </w:trPr>
         <w:tc>
           <w:tcPr>
             <w:tcW w:type="dxa" w:w="6600"/>
@@ -1605,6 +1428,8 @@
           </w:tcPr>
           <w:p>
             <w:pPr>
+              <w:keepNext/>
+              <w:keepLines/>
               <w:spacing w:after="0"/>
             </w:pPr>
             <w:r>
@@ -1640,6 +1465,8 @@
           </w:tcPr>
           <w:p>
             <w:pPr>
+              <w:keepNext/>
+              <w:keepLines/>
               <w:spacing w:after="0"/>
             </w:pPr>
             <w:r>
@@ -1658,6 +1485,9 @@
         </w:tc>
       </w:tr>
       <w:tr>
+        <w:trPr>
+          <w:cantSplit/>
+        </w:trPr>
         <w:tc>
           <w:tcPr>
             <w:tcW w:type="dxa" w:w="6600"/>
@@ -1762,6 +1592,209 @@
           <w:szCs w:val="24"/>
         </w:rPr>
         <w:t xml:space="preserve">.............................................................................</w:t>
+      </w:r>
+    </w:p>
+    <w:p>
+      <w:pPr>
+        <w:keepNext/>
+        <w:keepLines/>
+        <w:pBdr>
+          <w:top w:val="single" w:color="000000" w:sz="6" w:space="4"/>
+          <w:left w:val="single" w:color="000000" w:sz="6" w:space="4"/>
+          <w:bottom w:val="single" w:color="000000" w:sz="6" w:space="4"/>
+          <w:right w:val="single" w:color="000000" w:sz="6" w:space="4"/>
+        </w:pBdr>
+        <w:shd w:val="clear" w:color="auto" w:fill="D9D9D9"/>
+        <w:spacing w:before="150" w:after="130"/>
+        <w:ind w:left="0" w:right="1106"/>
+      </w:pPr>
+      <w:r>
+        <w:rPr>
+          <w:rFonts w:ascii="Arial" w:cs="Arial" w:eastAsia="Arial" w:hAnsi="Arial"/>
+          <w:b/>
+          <w:bCs/>
+          <w:i w:val="false"/>
+          <w:iCs w:val="false"/>
+          <w:sz w:val="28"/>
+          <w:szCs w:val="28"/>
+        </w:rPr>
+        <w:t xml:space="preserve">PARTIE 3 — Mission pratique — sur ton ordinateur</w:t>
+      </w:r>
+    </w:p>
+    <w:p>
+      <w:pPr>
+        <w:keepNext/>
+        <w:keepLines/>
+        <w:spacing w:after="81"/>
+      </w:pPr>
+      <w:r>
+        <w:rPr>
+          <w:rFonts w:ascii="Arial" w:cs="Arial" w:eastAsia="Arial" w:hAnsi="Arial"/>
+          <w:b/>
+          <w:bCs/>
+          <w:i w:val="false"/>
+          <w:iCs w:val="false"/>
+          <w:sz w:val="26"/>
+          <w:szCs w:val="26"/>
+        </w:rPr>
+        <w:t xml:space="preserve">➤ </w:t>
+      </w:r>
+      <w:r>
+        <w:rPr>
+          <w:rFonts w:ascii="Arial" w:cs="Arial" w:eastAsia="Arial" w:hAnsi="Arial"/>
+          <w:b w:val="false"/>
+          <w:bCs w:val="false"/>
+          <w:i w:val="false"/>
+          <w:iCs w:val="false"/>
+          <w:sz w:val="26"/>
+          <w:szCs w:val="26"/>
+        </w:rPr>
+        <w:t xml:space="preserve">Réalise chaque action puis coche. Appelle le professeur à la dernière case.</w:t>
+      </w:r>
+    </w:p>
+    <w:p>
+      <w:pPr>
+        <w:spacing w:after="68"/>
+      </w:pPr>
+      <w:r>
+        <w:rPr>
+          <w:rFonts w:ascii="Arial" w:cs="Arial" w:eastAsia="Arial" w:hAnsi="Arial"/>
+          <w:b w:val="false"/>
+          <w:bCs w:val="false"/>
+          <w:i w:val="false"/>
+          <w:iCs w:val="false"/>
+          <w:sz w:val="26"/>
+          <w:szCs w:val="26"/>
+        </w:rPr>
+        <w:t xml:space="preserve">☐ </w:t>
+      </w:r>
+      <w:r>
+        <w:rPr>
+          <w:rFonts w:ascii="Arial" w:cs="Arial" w:eastAsia="Arial" w:hAnsi="Arial"/>
+          <w:b w:val="false"/>
+          <w:bCs w:val="false"/>
+          <w:i w:val="false"/>
+          <w:iCs w:val="false"/>
+          <w:sz w:val="26"/>
+          <w:szCs w:val="26"/>
+        </w:rPr>
+        <w:t xml:space="preserve">J'ouvre MA session (jamais celle d'un camarade).   </w:t>
+      </w:r>
+    </w:p>
+    <w:p>
+      <w:pPr>
+        <w:spacing w:after="68"/>
+      </w:pPr>
+      <w:r>
+        <w:rPr>
+          <w:rFonts w:ascii="Arial" w:cs="Arial" w:eastAsia="Arial" w:hAnsi="Arial"/>
+          <w:b w:val="false"/>
+          <w:bCs w:val="false"/>
+          <w:i w:val="false"/>
+          <w:iCs w:val="false"/>
+          <w:sz w:val="26"/>
+          <w:szCs w:val="26"/>
+        </w:rPr>
+        <w:t xml:space="preserve">☐ </w:t>
+      </w:r>
+      <w:r>
+        <w:rPr>
+          <w:rFonts w:ascii="Arial" w:cs="Arial" w:eastAsia="Arial" w:hAnsi="Arial"/>
+          <w:b w:val="false"/>
+          <w:bCs w:val="false"/>
+          <w:i w:val="false"/>
+          <w:iCs w:val="false"/>
+          <w:sz w:val="26"/>
+          <w:szCs w:val="26"/>
+        </w:rPr>
+        <w:t xml:space="preserve">Dans mon espace personnel, je crée le dossier TECHNO, puis dedans le dossier SEQ03.   </w:t>
+      </w:r>
+    </w:p>
+    <w:p>
+      <w:pPr>
+        <w:spacing w:after="68"/>
+      </w:pPr>
+      <w:r>
+        <w:rPr>
+          <w:rFonts w:ascii="Arial" w:cs="Arial" w:eastAsia="Arial" w:hAnsi="Arial"/>
+          <w:b w:val="false"/>
+          <w:bCs w:val="false"/>
+          <w:i w:val="false"/>
+          <w:iCs w:val="false"/>
+          <w:sz w:val="26"/>
+          <w:szCs w:val="26"/>
+        </w:rPr>
+        <w:t xml:space="preserve">☐ </w:t>
+      </w:r>
+      <w:r>
+        <w:rPr>
+          <w:rFonts w:ascii="Arial" w:cs="Arial" w:eastAsia="Arial" w:hAnsi="Arial"/>
+          <w:b w:val="false"/>
+          <w:bCs w:val="false"/>
+          <w:i w:val="false"/>
+          <w:iCs w:val="false"/>
+          <w:sz w:val="26"/>
+          <w:szCs w:val="26"/>
+        </w:rPr>
+        <w:t xml:space="preserve">J'ouvre le traitement de texte, j'écris mon prénom et la date.   </w:t>
+      </w:r>
+    </w:p>
+    <w:p>
+      <w:pPr>
+        <w:spacing w:after="68"/>
+      </w:pPr>
+      <w:r>
+        <w:rPr>
+          <w:rFonts w:ascii="Arial" w:cs="Arial" w:eastAsia="Arial" w:hAnsi="Arial"/>
+          <w:b w:val="false"/>
+          <w:bCs w:val="false"/>
+          <w:i w:val="false"/>
+          <w:iCs w:val="false"/>
+          <w:sz w:val="26"/>
+          <w:szCs w:val="26"/>
+        </w:rPr>
+        <w:t xml:space="preserve">☐ </w:t>
+      </w:r>
+      <w:r>
+        <w:rPr>
+          <w:rFonts w:ascii="Arial" w:cs="Arial" w:eastAsia="Arial" w:hAnsi="Arial"/>
+          <w:b w:val="false"/>
+          <w:bCs w:val="false"/>
+          <w:i w:val="false"/>
+          <w:iCs w:val="false"/>
+          <w:sz w:val="26"/>
+          <w:szCs w:val="26"/>
+        </w:rPr>
+        <w:t xml:space="preserve">J'enregistre dans SEQ03 sous le nom : NOM_Prenom_S3A01.   </w:t>
+      </w:r>
+    </w:p>
+    <w:p>
+      <w:pPr>
+        <w:spacing w:after="68"/>
+      </w:pPr>
+      <w:r>
+        <w:rPr>
+          <w:rFonts w:ascii="Arial" w:cs="Arial" w:eastAsia="Arial" w:hAnsi="Arial"/>
+          <w:b w:val="false"/>
+          <w:bCs w:val="false"/>
+          <w:i w:val="false"/>
+          <w:iCs w:val="false"/>
+          <w:sz w:val="26"/>
+          <w:szCs w:val="26"/>
+        </w:rPr>
+        <w:t xml:space="preserve">☐ </w:t>
+      </w:r>
+      <w:r>
+        <w:rPr>
+          <w:rFonts w:ascii="Arial" w:cs="Arial" w:eastAsia="Arial" w:hAnsi="Arial"/>
+          <w:b w:val="false"/>
+          <w:bCs w:val="false"/>
+          <w:i w:val="false"/>
+          <w:iCs w:val="false"/>
+          <w:sz w:val="26"/>
+          <w:szCs w:val="26"/>
+        </w:rPr>
+        <w:t xml:space="preserve">Je ferme tout, puis je RETROUVE mon fichier depuis l'explorateur. ✋ Vérification professeur.   </w:t>
       </w:r>
     </w:p>
     <w:p>
@@ -1785,244 +1818,9 @@
         <w:gridCol w:w="9360"/>
       </w:tblGrid>
       <w:tr>
-        <w:tc>
-          <w:tcPr>
-            <w:tcW w:type="dxa" w:w="9360"/>
-            <w:tcBorders>
-              <w:top w:val="single" w:color="000000" w:sz="6"/>
-              <w:left w:val="single" w:color="000000" w:sz="6"/>
-              <w:bottom w:val="single" w:color="000000" w:sz="6"/>
-              <w:right w:val="single" w:color="000000" w:sz="6"/>
-            </w:tcBorders>
-            <w:shd w:fill="D9D9D9" w:val="clear"/>
-            <w:tcMar>
-              <w:top w:type="dxa" w:w="40"/>
-              <w:left w:type="dxa" w:w="80"/>
-              <w:bottom w:type="dxa" w:w="40"/>
-              <w:right w:type="dxa" w:w="80"/>
-            </w:tcMar>
-            <w:vAlign w:val="center"/>
-          </w:tcPr>
-          <w:p>
-            <w:pPr>
-              <w:spacing w:after="0"/>
-            </w:pPr>
-            <w:r>
-              <w:rPr>
-                <w:rFonts w:ascii="Arial" w:cs="Arial" w:eastAsia="Arial" w:hAnsi="Arial"/>
-                <w:b/>
-                <w:bCs/>
-                <w:i w:val="false"/>
-                <w:iCs w:val="false"/>
-                <w:sz w:val="28"/>
-                <w:szCs w:val="28"/>
-              </w:rPr>
-              <w:t xml:space="preserve">PARTIE 3 — Mission pratique — sur ton ordinateur</w:t>
-            </w:r>
-          </w:p>
-        </w:tc>
-      </w:tr>
-    </w:tbl>
-    <w:p>
-      <w:pPr>
-        <w:spacing w:after="54"/>
-      </w:pPr>
-    </w:p>
-    <w:p>
-      <w:pPr>
-        <w:spacing w:after="81"/>
-      </w:pPr>
-      <w:r>
-        <w:rPr>
-          <w:rFonts w:ascii="Arial" w:cs="Arial" w:eastAsia="Arial" w:hAnsi="Arial"/>
-          <w:b/>
-          <w:bCs/>
-          <w:i w:val="false"/>
-          <w:iCs w:val="false"/>
-          <w:sz w:val="26"/>
-          <w:szCs w:val="26"/>
-        </w:rPr>
-        <w:t xml:space="preserve">➤ </w:t>
-      </w:r>
-      <w:r>
-        <w:rPr>
-          <w:rFonts w:ascii="Arial" w:cs="Arial" w:eastAsia="Arial" w:hAnsi="Arial"/>
-          <w:b w:val="false"/>
-          <w:bCs w:val="false"/>
-          <w:i w:val="false"/>
-          <w:iCs w:val="false"/>
-          <w:sz w:val="26"/>
-          <w:szCs w:val="26"/>
-        </w:rPr>
-        <w:t xml:space="preserve">Réalise chaque action puis coche. Appelle le professeur à la dernière case.</w:t>
-      </w:r>
-    </w:p>
-    <w:p>
-      <w:pPr>
-        <w:spacing w:after="68"/>
-      </w:pPr>
-      <w:r>
-        <w:rPr>
-          <w:rFonts w:ascii="Arial" w:cs="Arial" w:eastAsia="Arial" w:hAnsi="Arial"/>
-          <w:b w:val="false"/>
-          <w:bCs w:val="false"/>
-          <w:i w:val="false"/>
-          <w:iCs w:val="false"/>
-          <w:sz w:val="26"/>
-          <w:szCs w:val="26"/>
-        </w:rPr>
-        <w:t xml:space="preserve">☐ </w:t>
-      </w:r>
-      <w:r>
-        <w:rPr>
-          <w:rFonts w:ascii="Arial" w:cs="Arial" w:eastAsia="Arial" w:hAnsi="Arial"/>
-          <w:b w:val="false"/>
-          <w:bCs w:val="false"/>
-          <w:i w:val="false"/>
-          <w:iCs w:val="false"/>
-          <w:sz w:val="26"/>
-          <w:szCs w:val="26"/>
-        </w:rPr>
-        <w:t xml:space="preserve">J'ouvre MA session (jamais celle d'un camarade).   </w:t>
-      </w:r>
-    </w:p>
-    <w:p>
-      <w:pPr>
-        <w:spacing w:after="68"/>
-      </w:pPr>
-      <w:r>
-        <w:rPr>
-          <w:rFonts w:ascii="Arial" w:cs="Arial" w:eastAsia="Arial" w:hAnsi="Arial"/>
-          <w:b w:val="false"/>
-          <w:bCs w:val="false"/>
-          <w:i w:val="false"/>
-          <w:iCs w:val="false"/>
-          <w:sz w:val="26"/>
-          <w:szCs w:val="26"/>
-        </w:rPr>
-        <w:t xml:space="preserve">☐ </w:t>
-      </w:r>
-      <w:r>
-        <w:rPr>
-          <w:rFonts w:ascii="Arial" w:cs="Arial" w:eastAsia="Arial" w:hAnsi="Arial"/>
-          <w:b w:val="false"/>
-          <w:bCs w:val="false"/>
-          <w:i w:val="false"/>
-          <w:iCs w:val="false"/>
-          <w:sz w:val="26"/>
-          <w:szCs w:val="26"/>
-        </w:rPr>
-        <w:t xml:space="preserve">Dans mon espace personnel, je crée le dossier TECHNO, puis dedans le dossier SEQ03.   </w:t>
-      </w:r>
-    </w:p>
-    <w:p>
-      <w:pPr>
-        <w:spacing w:after="68"/>
-      </w:pPr>
-      <w:r>
-        <w:rPr>
-          <w:rFonts w:ascii="Arial" w:cs="Arial" w:eastAsia="Arial" w:hAnsi="Arial"/>
-          <w:b w:val="false"/>
-          <w:bCs w:val="false"/>
-          <w:i w:val="false"/>
-          <w:iCs w:val="false"/>
-          <w:sz w:val="26"/>
-          <w:szCs w:val="26"/>
-        </w:rPr>
-        <w:t xml:space="preserve">☐ </w:t>
-      </w:r>
-      <w:r>
-        <w:rPr>
-          <w:rFonts w:ascii="Arial" w:cs="Arial" w:eastAsia="Arial" w:hAnsi="Arial"/>
-          <w:b w:val="false"/>
-          <w:bCs w:val="false"/>
-          <w:i w:val="false"/>
-          <w:iCs w:val="false"/>
-          <w:sz w:val="26"/>
-          <w:szCs w:val="26"/>
-        </w:rPr>
-        <w:t xml:space="preserve">J'ouvre le traitement de texte, j'écris mon prénom et la date.   </w:t>
-      </w:r>
-    </w:p>
-    <w:p>
-      <w:pPr>
-        <w:spacing w:after="68"/>
-      </w:pPr>
-      <w:r>
-        <w:rPr>
-          <w:rFonts w:ascii="Arial" w:cs="Arial" w:eastAsia="Arial" w:hAnsi="Arial"/>
-          <w:b w:val="false"/>
-          <w:bCs w:val="false"/>
-          <w:i w:val="false"/>
-          <w:iCs w:val="false"/>
-          <w:sz w:val="26"/>
-          <w:szCs w:val="26"/>
-        </w:rPr>
-        <w:t xml:space="preserve">☐ </w:t>
-      </w:r>
-      <w:r>
-        <w:rPr>
-          <w:rFonts w:ascii="Arial" w:cs="Arial" w:eastAsia="Arial" w:hAnsi="Arial"/>
-          <w:b w:val="false"/>
-          <w:bCs w:val="false"/>
-          <w:i w:val="false"/>
-          <w:iCs w:val="false"/>
-          <w:sz w:val="26"/>
-          <w:szCs w:val="26"/>
-        </w:rPr>
-        <w:t xml:space="preserve">J'enregistre dans SEQ03 sous le nom : NOM_Prenom_S3A01.   </w:t>
-      </w:r>
-    </w:p>
-    <w:p>
-      <w:pPr>
-        <w:spacing w:after="68"/>
-      </w:pPr>
-      <w:r>
-        <w:rPr>
-          <w:rFonts w:ascii="Arial" w:cs="Arial" w:eastAsia="Arial" w:hAnsi="Arial"/>
-          <w:b w:val="false"/>
-          <w:bCs w:val="false"/>
-          <w:i w:val="false"/>
-          <w:iCs w:val="false"/>
-          <w:sz w:val="26"/>
-          <w:szCs w:val="26"/>
-        </w:rPr>
-        <w:t xml:space="preserve">☐ </w:t>
-      </w:r>
-      <w:r>
-        <w:rPr>
-          <w:rFonts w:ascii="Arial" w:cs="Arial" w:eastAsia="Arial" w:hAnsi="Arial"/>
-          <w:b w:val="false"/>
-          <w:bCs w:val="false"/>
-          <w:i w:val="false"/>
-          <w:iCs w:val="false"/>
-          <w:sz w:val="26"/>
-          <w:szCs w:val="26"/>
-        </w:rPr>
-        <w:t xml:space="preserve">Je ferme tout, puis je RETROUVE mon fichier depuis l'explorateur. ✋ Vérification professeur.   </w:t>
-      </w:r>
-    </w:p>
-    <w:p>
-      <w:pPr>
-        <w:spacing w:after="54"/>
-      </w:pPr>
-    </w:p>
-    <w:tbl>
-      <w:tblPr>
-        <w:tblW w:type="dxa" w:w="9360"/>
-        <w:tblBorders>
-          <w:top w:val="single" w:color="auto" w:sz="4"/>
-          <w:left w:val="single" w:color="auto" w:sz="4"/>
-          <w:bottom w:val="single" w:color="auto" w:sz="4"/>
-          <w:right w:val="single" w:color="auto" w:sz="4"/>
-          <w:insideH w:val="single" w:color="auto" w:sz="4"/>
-          <w:insideV w:val="single" w:color="auto" w:sz="4"/>
-        </w:tblBorders>
-      </w:tblPr>
-      <w:tblGrid>
-        <w:gridCol w:w="9360"/>
-      </w:tblGrid>
-      <w:tr>
+        <w:trPr>
+          <w:cantSplit/>
+        </w:trPr>
         <w:tc>
           <w:tcPr>
             <w:tcW w:type="dxa" w:w="9360"/>

--- a/public/2026/seq03/FICHE_S3-A01_ReseauCollege_5eme.docx
+++ b/public/2026/seq03/FICHE_S3-A01_ReseauCollege_5eme.docx
@@ -1147,7 +1147,7 @@
           <w:sz w:val="26"/>
           <w:szCs w:val="26"/>
         </w:rPr>
-        <w:t xml:space="preserve">Coche VRAI ou FAUX, puis justifie en une phrase la ligne de ton choix.</w:t>
+        <w:t xml:space="preserve">Coche VRAI ou FAUX pour chaque ligne. Choisis ensuite UNE ligne et complète : « C'est … parce que … ».</w:t>
       </w:r>
     </w:p>
     <w:tbl>

--- a/public/2026/seq03/FICHE_S3-A01_ReseauCollege_5eme.docx
+++ b/public/2026/seq03/FICHE_S3-A01_ReseauCollege_5eme.docx
@@ -211,32 +211,6 @@
                 <w:szCs w:val="15"/>
               </w:rPr>
               <w:t xml:space="preserve">ACTIVITÉ N°01</w:t>
-            </w:r>
-          </w:p>
-          <w:p>
-            <w:pPr>
-              <w:spacing w:after="0"/>
-            </w:pPr>
-            <w:r>
-              <w:rPr>
-                <w:rFonts w:ascii="Arial" w:cs="Arial" w:eastAsia="Arial" w:hAnsi="Arial"/>
-                <w:sz w:val="14"/>
-                <w:szCs w:val="14"/>
-              </w:rPr>
-              <w:t xml:space="preserve">NOM : ..............................</w:t>
-            </w:r>
-          </w:p>
-          <w:p>
-            <w:pPr>
-              <w:spacing w:after="0"/>
-            </w:pPr>
-            <w:r>
-              <w:rPr>
-                <w:rFonts w:ascii="Arial" w:cs="Arial" w:eastAsia="Arial" w:hAnsi="Arial"/>
-                <w:sz w:val="14"/>
-                <w:szCs w:val="14"/>
-              </w:rPr>
-              <w:t xml:space="preserve">PRÉNOM : .........................</w:t>
             </w:r>
           </w:p>
         </w:tc>

--- a/public/2026/seq03/FICHE_S3-A01_ReseauCollege_5eme.docx
+++ b/public/2026/seq03/FICHE_S3-A01_ReseauCollege_5eme.docx
@@ -665,7 +665,7 @@
             <w:pPr>
               <w:keepNext/>
               <w:keepLines/>
-              <w:spacing w:after="0"/>
+              <w:spacing w:after="230"/>
             </w:pPr>
             <w:r>
               <w:rPr>
@@ -677,7 +677,7 @@
                 <w:sz w:val="24"/>
                 <w:szCs w:val="24"/>
               </w:rPr>
-              <w:t xml:space="preserve">①  Mot : .....................</w:t>
+              <w:t xml:space="preserve">①  Mot : ........................................................................................................................................</w:t>
             </w:r>
           </w:p>
         </w:tc>
@@ -702,7 +702,7 @@
             <w:pPr>
               <w:keepNext/>
               <w:keepLines/>
-              <w:spacing w:after="0"/>
+              <w:spacing w:after="230"/>
             </w:pPr>
             <w:r>
               <w:rPr>
@@ -714,7 +714,7 @@
                 <w:sz w:val="24"/>
                 <w:szCs w:val="24"/>
               </w:rPr>
-              <w:t xml:space="preserve">Sa fonction : ........................................</w:t>
+              <w:t xml:space="preserve">Sa fonction : .................................................................................................................................</w:t>
             </w:r>
           </w:p>
         </w:tc>
@@ -744,7 +744,7 @@
             <w:pPr>
               <w:keepNext/>
               <w:keepLines/>
-              <w:spacing w:after="0"/>
+              <w:spacing w:after="230"/>
             </w:pPr>
             <w:r>
               <w:rPr>
@@ -756,7 +756,7 @@
                 <w:sz w:val="24"/>
                 <w:szCs w:val="24"/>
               </w:rPr>
-              <w:t xml:space="preserve">②  Mot : .....................</w:t>
+              <w:t xml:space="preserve">②  Mot : ........................................................................................................................................</w:t>
             </w:r>
           </w:p>
         </w:tc>
@@ -781,7 +781,7 @@
             <w:pPr>
               <w:keepNext/>
               <w:keepLines/>
-              <w:spacing w:after="0"/>
+              <w:spacing w:after="230"/>
             </w:pPr>
             <w:r>
               <w:rPr>
@@ -793,7 +793,7 @@
                 <w:sz w:val="24"/>
                 <w:szCs w:val="24"/>
               </w:rPr>
-              <w:t xml:space="preserve">Sa fonction : ........................................</w:t>
+              <w:t xml:space="preserve">Sa fonction : .................................................................................................................................</w:t>
             </w:r>
           </w:p>
         </w:tc>
@@ -823,7 +823,7 @@
             <w:pPr>
               <w:keepNext/>
               <w:keepLines/>
-              <w:spacing w:after="0"/>
+              <w:spacing w:after="230"/>
             </w:pPr>
             <w:r>
               <w:rPr>
@@ -835,7 +835,7 @@
                 <w:sz w:val="24"/>
                 <w:szCs w:val="24"/>
               </w:rPr>
-              <w:t xml:space="preserve">③  Mot : .....................</w:t>
+              <w:t xml:space="preserve">③  Mot : ........................................................................................................................................</w:t>
             </w:r>
           </w:p>
         </w:tc>
@@ -860,7 +860,7 @@
             <w:pPr>
               <w:keepNext/>
               <w:keepLines/>
-              <w:spacing w:after="0"/>
+              <w:spacing w:after="230"/>
             </w:pPr>
             <w:r>
               <w:rPr>
@@ -872,7 +872,7 @@
                 <w:sz w:val="24"/>
                 <w:szCs w:val="24"/>
               </w:rPr>
-              <w:t xml:space="preserve">Sa fonction : ........................................</w:t>
+              <w:t xml:space="preserve">Sa fonction : .................................................................................................................................</w:t>
             </w:r>
           </w:p>
         </w:tc>
@@ -900,7 +900,7 @@
           </w:tcPr>
           <w:p>
             <w:pPr>
-              <w:spacing w:after="0"/>
+              <w:spacing w:after="230"/>
             </w:pPr>
             <w:r>
               <w:rPr>
@@ -912,7 +912,7 @@
                 <w:sz w:val="24"/>
                 <w:szCs w:val="24"/>
               </w:rPr>
-              <w:t xml:space="preserve">④  Mot : .....................</w:t>
+              <w:t xml:space="preserve">④  Mot : ........................................................................................................................................</w:t>
             </w:r>
           </w:p>
         </w:tc>
@@ -935,7 +935,7 @@
           </w:tcPr>
           <w:p>
             <w:pPr>
-              <w:spacing w:after="0"/>
+              <w:spacing w:after="230"/>
             </w:pPr>
             <w:r>
               <w:rPr>
@@ -947,7 +947,7 @@
                 <w:sz w:val="24"/>
                 <w:szCs w:val="24"/>
               </w:rPr>
-              <w:t xml:space="preserve">Sa fonction : ........................................</w:t>
+              <w:t xml:space="preserve">Sa fonction : .................................................................................................................................</w:t>
             </w:r>
           </w:p>
         </w:tc>
@@ -1029,7 +1029,7 @@
             <w:pPr>
               <w:keepNext/>
               <w:keepLines/>
-              <w:spacing w:after="68"/>
+              <w:spacing w:after="230"/>
             </w:pPr>
             <w:r>
               <w:rPr>
@@ -1041,14 +1041,14 @@
                 <w:sz w:val="24"/>
                 <w:szCs w:val="24"/>
               </w:rPr>
-              <w:t xml:space="preserve">.........................................................................</w:t>
+              <w:t xml:space="preserve">......................................................................................................................................................</w:t>
             </w:r>
           </w:p>
           <w:p>
             <w:pPr>
               <w:keepNext/>
               <w:keepLines/>
-              <w:spacing w:after="68"/>
+              <w:spacing w:after="230"/>
             </w:pPr>
             <w:r>
               <w:rPr>
@@ -1060,7 +1060,7 @@
                 <w:sz w:val="24"/>
                 <w:szCs w:val="24"/>
               </w:rPr>
-              <w:t xml:space="preserve">.........................................................................</w:t>
+              <w:t xml:space="preserve">......................................................................................................................................................</w:t>
             </w:r>
           </w:p>
         </w:tc>
@@ -1553,7 +1553,7 @@
     </w:p>
     <w:p>
       <w:pPr>
-        <w:spacing w:after="81"/>
+        <w:spacing w:after="230"/>
       </w:pPr>
       <w:r>
         <w:rPr>
@@ -1565,7 +1565,7 @@
           <w:sz w:val="24"/>
           <w:szCs w:val="24"/>
         </w:rPr>
-        <w:t xml:space="preserve">.............................................................................</w:t>
+        <w:t xml:space="preserve">......................................................................................................................................................</w:t>
       </w:r>
     </w:p>
     <w:p>

--- a/public/2026/seq03/FICHE_S3-A01_ReseauCollege_5eme.docx
+++ b/public/2026/seq03/FICHE_S3-A01_ReseauCollege_5eme.docx
@@ -348,6 +348,30 @@
     <w:p>
       <w:pPr>
         <w:keepNext/>
+        <w:spacing w:after="128"/>
+      </w:pPr>
+      <w:r>
+        <w:rPr>
+          <w:rFonts w:ascii="Arial" w:cs="Arial" w:eastAsia="Arial" w:hAnsi="Arial"/>
+          <w:sz w:val="24"/>
+          <w:szCs w:val="24"/>
+          <w:b/>
+          <w:bCs/>
+        </w:rPr>
+        <w:t xml:space="preserve">OBJECTIF — </w:t>
+      </w:r>
+      <w:r>
+        <w:rPr>
+          <w:rFonts w:ascii="Arial" w:cs="Arial" w:eastAsia="Arial" w:hAnsi="Arial"/>
+          <w:sz w:val="24"/>
+          <w:szCs w:val="24"/>
+        </w:rPr>
+        <w:t xml:space="preserve">Tu sauras retrouver tes fichiers sur le serveur du collège et ranger ton dossier.</w:t>
+      </w:r>
+    </w:p>
+    <w:p>
+      <w:pPr>
+        <w:keepNext/>
         <w:keepLines/>
         <w:spacing w:after="108"/>
       </w:pPr>
@@ -677,7 +701,7 @@
                 <w:sz w:val="24"/>
                 <w:szCs w:val="24"/>
               </w:rPr>
-              <w:t xml:space="preserve">①  Mot : ........................................................................................................................................</w:t>
+              <w:t xml:space="preserve">①  Mot : .....................................</w:t>
             </w:r>
           </w:p>
         </w:tc>
@@ -714,7 +738,7 @@
                 <w:sz w:val="24"/>
                 <w:szCs w:val="24"/>
               </w:rPr>
-              <w:t xml:space="preserve">Sa fonction : .................................................................................................................................</w:t>
+              <w:t xml:space="preserve">Sa fonction : .......................................................</w:t>
             </w:r>
           </w:p>
         </w:tc>
@@ -756,7 +780,7 @@
                 <w:sz w:val="24"/>
                 <w:szCs w:val="24"/>
               </w:rPr>
-              <w:t xml:space="preserve">②  Mot : ........................................................................................................................................</w:t>
+              <w:t xml:space="preserve">②  Mot : .....................................</w:t>
             </w:r>
           </w:p>
         </w:tc>
@@ -793,7 +817,7 @@
                 <w:sz w:val="24"/>
                 <w:szCs w:val="24"/>
               </w:rPr>
-              <w:t xml:space="preserve">Sa fonction : .................................................................................................................................</w:t>
+              <w:t xml:space="preserve">Sa fonction : .......................................................</w:t>
             </w:r>
           </w:p>
         </w:tc>
@@ -835,7 +859,7 @@
                 <w:sz w:val="24"/>
                 <w:szCs w:val="24"/>
               </w:rPr>
-              <w:t xml:space="preserve">③  Mot : ........................................................................................................................................</w:t>
+              <w:t xml:space="preserve">③  Mot : .....................................</w:t>
             </w:r>
           </w:p>
         </w:tc>
@@ -872,7 +896,7 @@
                 <w:sz w:val="24"/>
                 <w:szCs w:val="24"/>
               </w:rPr>
-              <w:t xml:space="preserve">Sa fonction : .................................................................................................................................</w:t>
+              <w:t xml:space="preserve">Sa fonction : .......................................................</w:t>
             </w:r>
           </w:p>
         </w:tc>
@@ -912,7 +936,7 @@
                 <w:sz w:val="24"/>
                 <w:szCs w:val="24"/>
               </w:rPr>
-              <w:t xml:space="preserve">④  Mot : ........................................................................................................................................</w:t>
+              <w:t xml:space="preserve">④  Mot : .....................................</w:t>
             </w:r>
           </w:p>
         </w:tc>
@@ -947,7 +971,7 @@
                 <w:sz w:val="24"/>
                 <w:szCs w:val="24"/>
               </w:rPr>
-              <w:t xml:space="preserve">Sa fonction : .................................................................................................................................</w:t>
+              <w:t xml:space="preserve">Sa fonction : .......................................................</w:t>
             </w:r>
           </w:p>
         </w:tc>
@@ -1041,7 +1065,7 @@
                 <w:sz w:val="24"/>
                 <w:szCs w:val="24"/>
               </w:rPr>
-              <w:t xml:space="preserve">......................................................................................................................................................</w:t>
+              <w:t xml:space="preserve">...................................................................................................................................</w:t>
             </w:r>
           </w:p>
           <w:p>
@@ -1060,7 +1084,7 @@
                 <w:sz w:val="24"/>
                 <w:szCs w:val="24"/>
               </w:rPr>
-              <w:t xml:space="preserve">......................................................................................................................................................</w:t>
+              <w:t xml:space="preserve">...................................................................................................................................</w:t>
             </w:r>
           </w:p>
         </w:tc>

--- a/public/2026/seq03/FICHE_S3-A01_ReseauCollege_5eme.docx
+++ b/public/2026/seq03/FICHE_S3-A01_ReseauCollege_5eme.docx
@@ -453,6 +453,35 @@
         </w:tc>
       </w:tr>
     </w:tbl>
+    <w:p>
+      <w:pPr>
+        <w:keepNext/>
+        <w:spacing w:before="96" w:after="60"/>
+      </w:pPr>
+      <w:r>
+        <w:rPr>
+          <w:rFonts w:ascii="Arial" w:cs="Arial" w:eastAsia="Arial" w:hAnsi="Arial"/>
+          <w:sz w:val="22"/>
+          <w:szCs w:val="22"/>
+          <w:i/>
+          <w:iCs/>
+        </w:rPr>
+        <w:t xml:space="preserve">D'APRÈS TOI ? Réponds AVANT de commencer, même sans être sûr. Ça ne se note pas.</w:t>
+      </w:r>
+    </w:p>
+    <w:p>
+      <w:pPr>
+        <w:spacing w:after="240"/>
+      </w:pPr>
+      <w:r>
+        <w:rPr>
+          <w:rFonts w:ascii="Arial" w:cs="Arial" w:eastAsia="Arial" w:hAnsi="Arial"/>
+          <w:sz w:val="24"/>
+          <w:szCs w:val="24"/>
+        </w:rPr>
+        <w:t xml:space="preserve">............................................................................................................................................</w:t>
+      </w:r>
+    </w:p>
     <w:p>
       <w:pPr>
         <w:keepNext/>

--- a/public/2026/seq03/FICHE_S3-A01_ReseauCollege_5eme.docx
+++ b/public/2026/seq03/FICHE_S3-A01_ReseauCollege_5eme.docx
@@ -480,6 +480,52 @@
           <w:szCs w:val="24"/>
         </w:rPr>
         <w:t xml:space="preserve">............................................................................................................................................</w:t>
+      </w:r>
+    </w:p>
+    <w:p>
+      <w:pPr>
+        <w:keepNext/>
+        <w:pBdr>
+          <w:top w:val="single" w:sz="6" w:space="2" w:color="D9D9D9"/>
+          <w:left w:val="single" w:sz="6" w:space="2" w:color="D9D9D9"/>
+          <w:bottom w:val="single" w:sz="6" w:space="2" w:color="D9D9D9"/>
+          <w:right w:val="single" w:sz="6" w:space="2" w:color="D9D9D9"/>
+        </w:pBdr>
+        <w:shd w:val="clear" w:color="auto" w:fill="F2F2F2"/>
+        <w:spacing w:before="80" w:after="120"/>
+        <w:ind w:left="60" w:right="60"/>
+      </w:pPr>
+      <w:r>
+        <w:rPr>
+          <w:rFonts w:ascii="Arial" w:cs="Arial" w:eastAsia="Arial" w:hAnsi="Arial"/>
+          <w:b/>
+          <w:bCs/>
+          <w:sz w:val="24"/>
+          <w:szCs w:val="24"/>
+        </w:rPr>
+        <w:t xml:space="preserve">RESSOURCE 1 — Le réseau du collège</w:t>
+      </w:r>
+      <w:r>
+        <w:rPr>
+          <w:rFonts w:ascii="Arial" w:cs="Arial" w:eastAsia="Arial" w:hAnsi="Arial"/>
+          <w:sz w:val="24"/>
+          <w:szCs w:val="24"/>
+        </w:rPr>
+        <w:t xml:space="preserve"> · Techno-Flash · rien à installer</w:t>
+      </w:r>
+      <w:r>
+        <w:rPr>
+          <w:rFonts w:ascii="Arial" w:cs="Arial" w:eastAsia="Arial" w:hAnsi="Arial"/>
+        </w:rPr>
+        <w:br/>
+      </w:r>
+      <w:r>
+        <w:rPr>
+          <w:rFonts w:ascii="Arial" w:cs="Arial" w:eastAsia="Arial" w:hAnsi="Arial"/>
+          <w:sz w:val="22"/>
+          <w:szCs w:val="22"/>
+        </w:rPr>
+        <w:t xml:space="preserve">→ techno-flash.com/animations/reseau_college/reseau_college.html</w:t>
       </w:r>
     </w:p>
     <w:p>
